--- a/三電系統開發/V3補充_電池充電器拆分訂閱與護城河備忘錄_20260921.docx
+++ b/三電系統開發/V3補充_電池充電器拆分訂閱與護城河備忘錄_20260921.docx
@@ -35,7 +35,7 @@
           <w:sz w:val="32"/>
           <w:szCs w:val="32"/>
         </w:rPr>
-        <w:t xml:space="preserve">電池與充電器拆成訂閱：入手價、訂閱費、可拆卸電池的工程成本，與護城河</w:t>
+        <w:t xml:space="preserve">電池與充電器拆成訂閱：入手價、訂閱費、可拆卸電池的工程成本、護城河，與日本三條付款路徑</w:t>
       </w:r>
     </w:p>
     <w:p>
@@ -572,6 +572,95 @@
                 <w:szCs w:val="18"/>
               </w:rPr>
               <w:t xml:space="preserve">依 duty cycle 配電池 RMB 117 + 二次電芯 RMB 21 + 翻新迴圈年化 RMB 48 ≈ RMB 186/台，佔 V3 基準出廠價 14%。</w:t>
+            </w:r>
+          </w:p>
+        </w:tc>
+      </w:tr>
+      <w:tr>
+        <w:tc>
+          <w:tcPr>
+            <w:tcW w:type="dxa" w:w="1349"/>
+            <w:tcMar>
+              <w:top w:type="dxa" w:w="60"/>
+              <w:left w:type="dxa" w:w="90"/>
+              <w:bottom w:type="dxa" w:w="60"/>
+              <w:right w:type="dxa" w:w="90"/>
+            </w:tcMar>
+            <w:vAlign w:val="center"/>
+          </w:tcPr>
+          <w:p>
+            <w:pPr>
+              <w:spacing w:after="0" w:line="260"/>
+            </w:pPr>
+            <w:r>
+              <w:rPr>
+                <w:rFonts w:ascii="Microsoft JhengHei" w:cs="Microsoft JhengHei" w:eastAsia="Microsoft JhengHei" w:hAnsi="Microsoft JhengHei"/>
+                <w:b w:val="false"/>
+                <w:bCs w:val="false"/>
+                <w:i w:val="false"/>
+                <w:iCs w:val="false"/>
+                <w:sz w:val="18"/>
+                <w:szCs w:val="18"/>
+              </w:rPr>
+              <w:t xml:space="preserve">日本怎麼收錢</w:t>
+            </w:r>
+          </w:p>
+        </w:tc>
+        <w:tc>
+          <w:tcPr>
+            <w:tcW w:type="dxa" w:w="4433"/>
+            <w:tcMar>
+              <w:top w:type="dxa" w:w="60"/>
+              <w:left w:type="dxa" w:w="90"/>
+              <w:bottom w:type="dxa" w:w="60"/>
+              <w:right w:type="dxa" w:w="90"/>
+            </w:tcMar>
+            <w:vAlign w:val="center"/>
+          </w:tcPr>
+          <w:p>
+            <w:pPr>
+              <w:spacing w:after="0" w:line="260"/>
+            </w:pPr>
+            <w:r>
+              <w:rPr>
+                <w:rFonts w:ascii="Microsoft JhengHei" w:cs="Microsoft JhengHei" w:eastAsia="Microsoft JhengHei" w:hAnsi="Microsoft JhengHei"/>
+                <w:b w:val="false"/>
+                <w:bCs w:val="false"/>
+                <w:i w:val="false"/>
+                <w:iCs w:val="false"/>
+                <w:sz w:val="18"/>
+                <w:szCs w:val="18"/>
+              </w:rPr>
+              <w:t xml:space="preserve">日本沒有 JobRad 型薪資扣抵。可行的是①通路零利率分期 + 電池訂閱、②法人租賃 B2B2C（公司付電池訂閱）、③ふるさと納税（需在地組裝、只對高年收者成立）。</w:t>
+            </w:r>
+          </w:p>
+        </w:tc>
+        <w:tc>
+          <w:tcPr>
+            <w:tcW w:type="dxa" w:w="3856"/>
+            <w:tcMar>
+              <w:top w:type="dxa" w:w="60"/>
+              <w:left w:type="dxa" w:w="90"/>
+              <w:bottom w:type="dxa" w:w="60"/>
+              <w:right w:type="dxa" w:w="90"/>
+            </w:tcMar>
+            <w:vAlign w:val="center"/>
+          </w:tcPr>
+          <w:p>
+            <w:pPr>
+              <w:spacing w:after="0" w:line="260"/>
+            </w:pPr>
+            <w:r>
+              <w:rPr>
+                <w:rFonts w:ascii="Microsoft JhengHei" w:cs="Microsoft JhengHei" w:eastAsia="Microsoft JhengHei" w:hAnsi="Microsoft JhengHei"/>
+                <w:b w:val="false"/>
+                <w:bCs w:val="false"/>
+                <w:i w:val="false"/>
+                <w:iCs w:val="false"/>
+                <w:sz w:val="18"/>
+                <w:szCs w:val="18"/>
+              </w:rPr>
+              <w:t xml:space="preserve">①月付 ¥2,632，3 年 ¥94,746，比 NORUDE 省 ¥12,814 且車歸自己；②員工月付 ¥1,608，營運商單戶淨值 +¥13,992（比 B2C 多 ¥2,838）；③需寄付 ¥233,420，年收 1,000 萬圓仍差 ¥57,420。</w:t>
             </w:r>
           </w:p>
         </w:tc>
@@ -10480,7 +10569,2814 @@
           <w:sz w:val="28"/>
           <w:szCs w:val="28"/>
         </w:rPr>
-        <w:t xml:space="preserve">六、行動與待驗證</w:t>
+        <w:t xml:space="preserve">六、日本三條付款路徑</w:t>
+      </w:r>
+    </w:p>
+    <w:p>
+      <w:pPr>
+        <w:spacing w:after="120" w:line="300"/>
+      </w:pPr>
+      <w:r>
+        <w:rPr>
+          <w:rFonts w:ascii="Microsoft JhengHei" w:cs="Microsoft JhengHei" w:eastAsia="Microsoft JhengHei" w:hAnsi="Microsoft JhengHei"/>
+          <w:b w:val="false"/>
+          <w:bCs w:val="false"/>
+          <w:i w:val="false"/>
+          <w:iCs w:val="false"/>
+          <w:sz w:val="20"/>
+          <w:szCs w:val="20"/>
+        </w:rPr>
+        <w:t xml:space="preserve">日本沒有德國 JobRad 那種「公司租車、薪資稅前扣抵、期末買斷」的制度：公司把車借給員工通勤屬現物給與，經濟利益全額課稅，且不能用通勤手當的非課稅額度（自転車通勤 2–10 km 每月 ¥4,200 免稅是現金補貼，不是車）。實際能用的是三條路，本節以配置 D（力矩版）PB 通路零售價與 202Wh 電池訂閱計算。</w:t>
+      </w:r>
+    </w:p>
+    <w:p>
+      <w:pPr>
+        <w:pStyle w:val="Heading2"/>
+        <w:spacing w:after="100" w:before="220"/>
+      </w:pPr>
+      <w:r>
+        <w:rPr>
+          <w:rFonts w:ascii="Microsoft JhengHei" w:cs="Microsoft JhengHei" w:eastAsia="Microsoft JhengHei" w:hAnsi="Microsoft JhengHei"/>
+          <w:b/>
+          <w:bCs/>
+          <w:i w:val="false"/>
+          <w:iCs w:val="false"/>
+          <w:color w:val="1F3864"/>
+          <w:sz w:val="23"/>
+          <w:szCs w:val="23"/>
+        </w:rPr>
+        <w:t xml:space="preserve">6.1 消費者視角：月付與 3 年總支出（平地版）</w:t>
+      </w:r>
+    </w:p>
+    <w:tbl>
+      <w:tblPr>
+        <w:tblW w:type="dxa" w:w="9638"/>
+        <w:tblBorders>
+          <w:top w:val="single" w:color="BFBFBF" w:sz="4"/>
+          <w:left w:val="single" w:color="BFBFBF" w:sz="4"/>
+          <w:bottom w:val="single" w:color="BFBFBF" w:sz="4"/>
+          <w:right w:val="single" w:color="BFBFBF" w:sz="4"/>
+          <w:insideH w:val="single" w:color="BFBFBF" w:sz="4"/>
+          <w:insideV w:val="single" w:color="BFBFBF" w:sz="4"/>
+        </w:tblBorders>
+        <w:tblLayout w:type="fixed"/>
+      </w:tblPr>
+      <w:tblGrid>
+        <w:gridCol w:w="2506"/>
+        <w:gridCol w:w="964"/>
+        <w:gridCol w:w="867"/>
+        <w:gridCol w:w="1157"/>
+        <w:gridCol w:w="964"/>
+        <w:gridCol w:w="3180"/>
+      </w:tblGrid>
+      <w:tr>
+        <w:trPr>
+          <w:tblHeader/>
+        </w:trPr>
+        <w:tc>
+          <w:tcPr>
+            <w:tcW w:type="dxa" w:w="2506"/>
+            <w:shd w:fill="1F3864" w:color="auto" w:val="clear"/>
+            <w:tcMar>
+              <w:top w:type="dxa" w:w="60"/>
+              <w:left w:type="dxa" w:w="90"/>
+              <w:bottom w:type="dxa" w:w="60"/>
+              <w:right w:type="dxa" w:w="90"/>
+            </w:tcMar>
+            <w:vAlign w:val="center"/>
+          </w:tcPr>
+          <w:p>
+            <w:pPr>
+              <w:spacing w:after="0" w:line="260"/>
+            </w:pPr>
+            <w:r>
+              <w:rPr>
+                <w:rFonts w:ascii="Microsoft JhengHei" w:cs="Microsoft JhengHei" w:eastAsia="Microsoft JhengHei" w:hAnsi="Microsoft JhengHei"/>
+                <w:b/>
+                <w:bCs/>
+                <w:i w:val="false"/>
+                <w:iCs w:val="false"/>
+                <w:color w:val="FFFFFF"/>
+                <w:sz w:val="18"/>
+                <w:szCs w:val="18"/>
+              </w:rPr>
+              <w:t xml:space="preserve">路徑</w:t>
+            </w:r>
+          </w:p>
+        </w:tc>
+        <w:tc>
+          <w:tcPr>
+            <w:tcW w:type="dxa" w:w="964"/>
+            <w:shd w:fill="1F3864" w:color="auto" w:val="clear"/>
+            <w:tcMar>
+              <w:top w:type="dxa" w:w="60"/>
+              <w:left w:type="dxa" w:w="90"/>
+              <w:bottom w:type="dxa" w:w="60"/>
+              <w:right w:type="dxa" w:w="90"/>
+            </w:tcMar>
+            <w:vAlign w:val="center"/>
+          </w:tcPr>
+          <w:p>
+            <w:pPr>
+              <w:spacing w:after="0" w:line="260"/>
+              <w:jc w:val="center"/>
+            </w:pPr>
+            <w:r>
+              <w:rPr>
+                <w:rFonts w:ascii="Microsoft JhengHei" w:cs="Microsoft JhengHei" w:eastAsia="Microsoft JhengHei" w:hAnsi="Microsoft JhengHei"/>
+                <w:b/>
+                <w:bCs/>
+                <w:i w:val="false"/>
+                <w:iCs w:val="false"/>
+                <w:color w:val="FFFFFF"/>
+                <w:sz w:val="18"/>
+                <w:szCs w:val="18"/>
+              </w:rPr>
+              <w:t xml:space="preserve">月付</w:t>
+            </w:r>
+          </w:p>
+        </w:tc>
+        <w:tc>
+          <w:tcPr>
+            <w:tcW w:type="dxa" w:w="867"/>
+            <w:shd w:fill="1F3864" w:color="auto" w:val="clear"/>
+            <w:tcMar>
+              <w:top w:type="dxa" w:w="60"/>
+              <w:left w:type="dxa" w:w="90"/>
+              <w:bottom w:type="dxa" w:w="60"/>
+              <w:right w:type="dxa" w:w="90"/>
+            </w:tcMar>
+            <w:vAlign w:val="center"/>
+          </w:tcPr>
+          <w:p>
+            <w:pPr>
+              <w:spacing w:after="0" w:line="260"/>
+              <w:jc w:val="center"/>
+            </w:pPr>
+            <w:r>
+              <w:rPr>
+                <w:rFonts w:ascii="Microsoft JhengHei" w:cs="Microsoft JhengHei" w:eastAsia="Microsoft JhengHei" w:hAnsi="Microsoft JhengHei"/>
+                <w:b/>
+                <w:bCs/>
+                <w:i w:val="false"/>
+                <w:iCs w:val="false"/>
+                <w:color w:val="FFFFFF"/>
+                <w:sz w:val="18"/>
+                <w:szCs w:val="18"/>
+              </w:rPr>
+              <w:t xml:space="preserve">前置</w:t>
+            </w:r>
+          </w:p>
+        </w:tc>
+        <w:tc>
+          <w:tcPr>
+            <w:tcW w:type="dxa" w:w="1157"/>
+            <w:shd w:fill="1F3864" w:color="auto" w:val="clear"/>
+            <w:tcMar>
+              <w:top w:type="dxa" w:w="60"/>
+              <w:left w:type="dxa" w:w="90"/>
+              <w:bottom w:type="dxa" w:w="60"/>
+              <w:right w:type="dxa" w:w="90"/>
+            </w:tcMar>
+            <w:vAlign w:val="center"/>
+          </w:tcPr>
+          <w:p>
+            <w:pPr>
+              <w:spacing w:after="0" w:line="260"/>
+              <w:jc w:val="center"/>
+            </w:pPr>
+            <w:r>
+              <w:rPr>
+                <w:rFonts w:ascii="Microsoft JhengHei" w:cs="Microsoft JhengHei" w:eastAsia="Microsoft JhengHei" w:hAnsi="Microsoft JhengHei"/>
+                <w:b/>
+                <w:bCs/>
+                <w:i w:val="false"/>
+                <w:iCs w:val="false"/>
+                <w:color w:val="FFFFFF"/>
+                <w:sz w:val="18"/>
+                <w:szCs w:val="18"/>
+              </w:rPr>
+              <w:t xml:space="preserve">3 年總支出</w:t>
+            </w:r>
+          </w:p>
+        </w:tc>
+        <w:tc>
+          <w:tcPr>
+            <w:tcW w:type="dxa" w:w="964"/>
+            <w:shd w:fill="1F3864" w:color="auto" w:val="clear"/>
+            <w:tcMar>
+              <w:top w:type="dxa" w:w="60"/>
+              <w:left w:type="dxa" w:w="90"/>
+              <w:bottom w:type="dxa" w:w="60"/>
+              <w:right w:type="dxa" w:w="90"/>
+            </w:tcMar>
+            <w:vAlign w:val="center"/>
+          </w:tcPr>
+          <w:p>
+            <w:pPr>
+              <w:spacing w:after="0" w:line="260"/>
+              <w:jc w:val="center"/>
+            </w:pPr>
+            <w:r>
+              <w:rPr>
+                <w:rFonts w:ascii="Microsoft JhengHei" w:cs="Microsoft JhengHei" w:eastAsia="Microsoft JhengHei" w:hAnsi="Microsoft JhengHei"/>
+                <w:b/>
+                <w:bCs/>
+                <w:i w:val="false"/>
+                <w:iCs w:val="false"/>
+                <w:color w:val="FFFFFF"/>
+                <w:sz w:val="18"/>
+                <w:szCs w:val="18"/>
+              </w:rPr>
+              <w:t xml:space="preserve">期末車體</w:t>
+            </w:r>
+          </w:p>
+        </w:tc>
+        <w:tc>
+          <w:tcPr>
+            <w:tcW w:type="dxa" w:w="3180"/>
+            <w:shd w:fill="1F3864" w:color="auto" w:val="clear"/>
+            <w:tcMar>
+              <w:top w:type="dxa" w:w="60"/>
+              <w:left w:type="dxa" w:w="90"/>
+              <w:bottom w:type="dxa" w:w="60"/>
+              <w:right w:type="dxa" w:w="90"/>
+            </w:tcMar>
+            <w:vAlign w:val="center"/>
+          </w:tcPr>
+          <w:p>
+            <w:pPr>
+              <w:spacing w:after="0" w:line="260"/>
+              <w:jc w:val="center"/>
+            </w:pPr>
+            <w:r>
+              <w:rPr>
+                <w:rFonts w:ascii="Microsoft JhengHei" w:cs="Microsoft JhengHei" w:eastAsia="Microsoft JhengHei" w:hAnsi="Microsoft JhengHei"/>
+                <w:b/>
+                <w:bCs/>
+                <w:i w:val="false"/>
+                <w:iCs w:val="false"/>
+                <w:color w:val="FFFFFF"/>
+                <w:sz w:val="18"/>
+                <w:szCs w:val="18"/>
+              </w:rPr>
+              <w:t xml:space="preserve">說明</w:t>
+            </w:r>
+          </w:p>
+        </w:tc>
+      </w:tr>
+      <w:tr>
+        <w:tc>
+          <w:tcPr>
+            <w:tcW w:type="dxa" w:w="2506"/>
+            <w:tcMar>
+              <w:top w:type="dxa" w:w="60"/>
+              <w:left w:type="dxa" w:w="90"/>
+              <w:bottom w:type="dxa" w:w="60"/>
+              <w:right w:type="dxa" w:w="90"/>
+            </w:tcMar>
+            <w:vAlign w:val="center"/>
+          </w:tcPr>
+          <w:p>
+            <w:pPr>
+              <w:spacing w:after="0" w:line="260"/>
+            </w:pPr>
+            <w:r>
+              <w:rPr>
+                <w:rFonts w:ascii="Microsoft JhengHei" w:cs="Microsoft JhengHei" w:eastAsia="Microsoft JhengHei" w:hAnsi="Microsoft JhengHei"/>
+                <w:b/>
+                <w:bCs/>
+                <w:i w:val="false"/>
+                <w:iCs w:val="false"/>
+                <w:sz w:val="18"/>
+                <w:szCs w:val="18"/>
+              </w:rPr>
+              <w:t xml:space="preserve">① 通路零利率分期 36 回 + 電池訂閱</w:t>
+            </w:r>
+          </w:p>
+        </w:tc>
+        <w:tc>
+          <w:tcPr>
+            <w:tcW w:type="dxa" w:w="964"/>
+            <w:tcMar>
+              <w:top w:type="dxa" w:w="60"/>
+              <w:left w:type="dxa" w:w="90"/>
+              <w:bottom w:type="dxa" w:w="60"/>
+              <w:right w:type="dxa" w:w="90"/>
+            </w:tcMar>
+            <w:vAlign w:val="center"/>
+          </w:tcPr>
+          <w:p>
+            <w:pPr>
+              <w:spacing w:after="0" w:line="260"/>
+              <w:jc w:val="right"/>
+            </w:pPr>
+            <w:r>
+              <w:rPr>
+                <w:rFonts w:ascii="Microsoft JhengHei" w:cs="Microsoft JhengHei" w:eastAsia="Microsoft JhengHei" w:hAnsi="Microsoft JhengHei"/>
+                <w:b/>
+                <w:bCs/>
+                <w:i w:val="false"/>
+                <w:iCs w:val="false"/>
+                <w:sz w:val="18"/>
+                <w:szCs w:val="18"/>
+              </w:rPr>
+              <w:t xml:space="preserve">¥2,632</w:t>
+            </w:r>
+          </w:p>
+        </w:tc>
+        <w:tc>
+          <w:tcPr>
+            <w:tcW w:type="dxa" w:w="867"/>
+            <w:tcMar>
+              <w:top w:type="dxa" w:w="60"/>
+              <w:left w:type="dxa" w:w="90"/>
+              <w:bottom w:type="dxa" w:w="60"/>
+              <w:right w:type="dxa" w:w="90"/>
+            </w:tcMar>
+            <w:vAlign w:val="center"/>
+          </w:tcPr>
+          <w:p>
+            <w:pPr>
+              <w:spacing w:after="0" w:line="260"/>
+              <w:jc w:val="right"/>
+            </w:pPr>
+            <w:r>
+              <w:rPr>
+                <w:rFonts w:ascii="Microsoft JhengHei" w:cs="Microsoft JhengHei" w:eastAsia="Microsoft JhengHei" w:hAnsi="Microsoft JhengHei"/>
+                <w:b/>
+                <w:bCs/>
+                <w:i w:val="false"/>
+                <w:iCs w:val="false"/>
+                <w:sz w:val="18"/>
+                <w:szCs w:val="18"/>
+              </w:rPr>
+              <w:t xml:space="preserve">0</w:t>
+            </w:r>
+          </w:p>
+        </w:tc>
+        <w:tc>
+          <w:tcPr>
+            <w:tcW w:type="dxa" w:w="1157"/>
+            <w:tcMar>
+              <w:top w:type="dxa" w:w="60"/>
+              <w:left w:type="dxa" w:w="90"/>
+              <w:bottom w:type="dxa" w:w="60"/>
+              <w:right w:type="dxa" w:w="90"/>
+            </w:tcMar>
+            <w:vAlign w:val="center"/>
+          </w:tcPr>
+          <w:p>
+            <w:pPr>
+              <w:spacing w:after="0" w:line="260"/>
+              <w:jc w:val="right"/>
+            </w:pPr>
+            <w:r>
+              <w:rPr>
+                <w:rFonts w:ascii="Microsoft JhengHei" w:cs="Microsoft JhengHei" w:eastAsia="Microsoft JhengHei" w:hAnsi="Microsoft JhengHei"/>
+                <w:b/>
+                <w:bCs/>
+                <w:i w:val="false"/>
+                <w:iCs w:val="false"/>
+                <w:sz w:val="18"/>
+                <w:szCs w:val="18"/>
+              </w:rPr>
+              <w:t xml:space="preserve">¥94,746</w:t>
+            </w:r>
+          </w:p>
+        </w:tc>
+        <w:tc>
+          <w:tcPr>
+            <w:tcW w:type="dxa" w:w="964"/>
+            <w:tcMar>
+              <w:top w:type="dxa" w:w="60"/>
+              <w:left w:type="dxa" w:w="90"/>
+              <w:bottom w:type="dxa" w:w="60"/>
+              <w:right w:type="dxa" w:w="90"/>
+            </w:tcMar>
+            <w:vAlign w:val="center"/>
+          </w:tcPr>
+          <w:p>
+            <w:pPr>
+              <w:spacing w:after="0" w:line="260"/>
+            </w:pPr>
+            <w:r>
+              <w:rPr>
+                <w:rFonts w:ascii="Microsoft JhengHei" w:cs="Microsoft JhengHei" w:eastAsia="Microsoft JhengHei" w:hAnsi="Microsoft JhengHei"/>
+                <w:b/>
+                <w:bCs/>
+                <w:i w:val="false"/>
+                <w:iCs w:val="false"/>
+                <w:sz w:val="18"/>
+                <w:szCs w:val="18"/>
+              </w:rPr>
+              <w:t xml:space="preserve">消費者</w:t>
+            </w:r>
+          </w:p>
+        </w:tc>
+        <w:tc>
+          <w:tcPr>
+            <w:tcW w:type="dxa" w:w="3180"/>
+            <w:tcMar>
+              <w:top w:type="dxa" w:w="60"/>
+              <w:left w:type="dxa" w:w="90"/>
+              <w:bottom w:type="dxa" w:w="60"/>
+              <w:right w:type="dxa" w:w="90"/>
+            </w:tcMar>
+            <w:vAlign w:val="center"/>
+          </w:tcPr>
+          <w:p>
+            <w:pPr>
+              <w:spacing w:after="0" w:line="260"/>
+            </w:pPr>
+            <w:r>
+              <w:rPr>
+                <w:rFonts w:ascii="Microsoft JhengHei" w:cs="Microsoft JhengHei" w:eastAsia="Microsoft JhengHei" w:hAnsi="Microsoft JhengHei"/>
+                <w:b/>
+                <w:bCs/>
+                <w:i w:val="false"/>
+                <w:iCs w:val="false"/>
+                <w:sz w:val="18"/>
+                <w:szCs w:val="18"/>
+              </w:rPr>
+              <w:t xml:space="preserve">JACCS／Orico 無金利活動（Panasonic 官網、ハヤサカ最多 36 回）；通路負擔手數料約 8%</w:t>
+            </w:r>
+          </w:p>
+        </w:tc>
+      </w:tr>
+      <w:tr>
+        <w:tc>
+          <w:tcPr>
+            <w:tcW w:type="dxa" w:w="2506"/>
+            <w:shd w:fill="F2F2F2" w:color="auto" w:val="clear"/>
+            <w:tcMar>
+              <w:top w:type="dxa" w:w="60"/>
+              <w:left w:type="dxa" w:w="90"/>
+              <w:bottom w:type="dxa" w:w="60"/>
+              <w:right w:type="dxa" w:w="90"/>
+            </w:tcMar>
+            <w:vAlign w:val="center"/>
+          </w:tcPr>
+          <w:p>
+            <w:pPr>
+              <w:spacing w:after="0" w:line="260"/>
+            </w:pPr>
+            <w:r>
+              <w:rPr>
+                <w:rFonts w:ascii="Microsoft JhengHei" w:cs="Microsoft JhengHei" w:eastAsia="Microsoft JhengHei" w:hAnsi="Microsoft JhengHei"/>
+                <w:b w:val="false"/>
+                <w:bCs w:val="false"/>
+                <w:i w:val="false"/>
+                <w:iCs w:val="false"/>
+                <w:sz w:val="18"/>
+                <w:szCs w:val="18"/>
+              </w:rPr>
+              <w:t xml:space="preserve">② A 法人付電池訂閱、員工自買車體</w:t>
+            </w:r>
+          </w:p>
+        </w:tc>
+        <w:tc>
+          <w:tcPr>
+            <w:tcW w:type="dxa" w:w="964"/>
+            <w:shd w:fill="F2F2F2" w:color="auto" w:val="clear"/>
+            <w:tcMar>
+              <w:top w:type="dxa" w:w="60"/>
+              <w:left w:type="dxa" w:w="90"/>
+              <w:bottom w:type="dxa" w:w="60"/>
+              <w:right w:type="dxa" w:w="90"/>
+            </w:tcMar>
+            <w:vAlign w:val="center"/>
+          </w:tcPr>
+          <w:p>
+            <w:pPr>
+              <w:spacing w:after="0" w:line="260"/>
+              <w:jc w:val="right"/>
+            </w:pPr>
+            <w:r>
+              <w:rPr>
+                <w:rFonts w:ascii="Microsoft JhengHei" w:cs="Microsoft JhengHei" w:eastAsia="Microsoft JhengHei" w:hAnsi="Microsoft JhengHei"/>
+                <w:b w:val="false"/>
+                <w:bCs w:val="false"/>
+                <w:i w:val="false"/>
+                <w:iCs w:val="false"/>
+                <w:sz w:val="18"/>
+                <w:szCs w:val="18"/>
+              </w:rPr>
+              <w:t xml:space="preserve">¥1,608</w:t>
+            </w:r>
+          </w:p>
+        </w:tc>
+        <w:tc>
+          <w:tcPr>
+            <w:tcW w:type="dxa" w:w="867"/>
+            <w:shd w:fill="F2F2F2" w:color="auto" w:val="clear"/>
+            <w:tcMar>
+              <w:top w:type="dxa" w:w="60"/>
+              <w:left w:type="dxa" w:w="90"/>
+              <w:bottom w:type="dxa" w:w="60"/>
+              <w:right w:type="dxa" w:w="90"/>
+            </w:tcMar>
+            <w:vAlign w:val="center"/>
+          </w:tcPr>
+          <w:p>
+            <w:pPr>
+              <w:spacing w:after="0" w:line="260"/>
+              <w:jc w:val="right"/>
+            </w:pPr>
+            <w:r>
+              <w:rPr>
+                <w:rFonts w:ascii="Microsoft JhengHei" w:cs="Microsoft JhengHei" w:eastAsia="Microsoft JhengHei" w:hAnsi="Microsoft JhengHei"/>
+                <w:b w:val="false"/>
+                <w:bCs w:val="false"/>
+                <w:i w:val="false"/>
+                <w:iCs w:val="false"/>
+                <w:sz w:val="18"/>
+                <w:szCs w:val="18"/>
+              </w:rPr>
+              <w:t xml:space="preserve">0</w:t>
+            </w:r>
+          </w:p>
+        </w:tc>
+        <w:tc>
+          <w:tcPr>
+            <w:tcW w:type="dxa" w:w="1157"/>
+            <w:shd w:fill="F2F2F2" w:color="auto" w:val="clear"/>
+            <w:tcMar>
+              <w:top w:type="dxa" w:w="60"/>
+              <w:left w:type="dxa" w:w="90"/>
+              <w:bottom w:type="dxa" w:w="60"/>
+              <w:right w:type="dxa" w:w="90"/>
+            </w:tcMar>
+            <w:vAlign w:val="center"/>
+          </w:tcPr>
+          <w:p>
+            <w:pPr>
+              <w:spacing w:after="0" w:line="260"/>
+              <w:jc w:val="right"/>
+            </w:pPr>
+            <w:r>
+              <w:rPr>
+                <w:rFonts w:ascii="Microsoft JhengHei" w:cs="Microsoft JhengHei" w:eastAsia="Microsoft JhengHei" w:hAnsi="Microsoft JhengHei"/>
+                <w:b w:val="false"/>
+                <w:bCs w:val="false"/>
+                <w:i w:val="false"/>
+                <w:iCs w:val="false"/>
+                <w:sz w:val="18"/>
+                <w:szCs w:val="18"/>
+              </w:rPr>
+              <w:t xml:space="preserve">¥57,882</w:t>
+            </w:r>
+          </w:p>
+        </w:tc>
+        <w:tc>
+          <w:tcPr>
+            <w:tcW w:type="dxa" w:w="964"/>
+            <w:shd w:fill="F2F2F2" w:color="auto" w:val="clear"/>
+            <w:tcMar>
+              <w:top w:type="dxa" w:w="60"/>
+              <w:left w:type="dxa" w:w="90"/>
+              <w:bottom w:type="dxa" w:w="60"/>
+              <w:right w:type="dxa" w:w="90"/>
+            </w:tcMar>
+            <w:vAlign w:val="center"/>
+          </w:tcPr>
+          <w:p>
+            <w:pPr>
+              <w:spacing w:after="0" w:line="260"/>
+            </w:pPr>
+            <w:r>
+              <w:rPr>
+                <w:rFonts w:ascii="Microsoft JhengHei" w:cs="Microsoft JhengHei" w:eastAsia="Microsoft JhengHei" w:hAnsi="Microsoft JhengHei"/>
+                <w:b w:val="false"/>
+                <w:bCs w:val="false"/>
+                <w:i w:val="false"/>
+                <w:iCs w:val="false"/>
+                <w:sz w:val="18"/>
+                <w:szCs w:val="18"/>
+              </w:rPr>
+              <w:t xml:space="preserve">員工</w:t>
+            </w:r>
+          </w:p>
+        </w:tc>
+        <w:tc>
+          <w:tcPr>
+            <w:tcW w:type="dxa" w:w="3180"/>
+            <w:shd w:fill="F2F2F2" w:color="auto" w:val="clear"/>
+            <w:tcMar>
+              <w:top w:type="dxa" w:w="60"/>
+              <w:left w:type="dxa" w:w="90"/>
+              <w:bottom w:type="dxa" w:w="60"/>
+              <w:right w:type="dxa" w:w="90"/>
+            </w:tcMar>
+            <w:vAlign w:val="center"/>
+          </w:tcPr>
+          <w:p>
+            <w:pPr>
+              <w:spacing w:after="0" w:line="260"/>
+            </w:pPr>
+            <w:r>
+              <w:rPr>
+                <w:rFonts w:ascii="Microsoft JhengHei" w:cs="Microsoft JhengHei" w:eastAsia="Microsoft JhengHei" w:hAnsi="Microsoft JhengHei"/>
+                <w:b w:val="false"/>
+                <w:bCs w:val="false"/>
+                <w:i w:val="false"/>
+                <w:iCs w:val="false"/>
+                <w:sz w:val="18"/>
+                <w:szCs w:val="18"/>
+              </w:rPr>
+              <w:t xml:space="preserve">員工月付 = 車體分期 + 電池現物給與稅負（邊際稅率 20%）；公司付 ¥1,280</w:t>
+            </w:r>
+          </w:p>
+        </w:tc>
+      </w:tr>
+      <w:tr>
+        <w:tc>
+          <w:tcPr>
+            <w:tcW w:type="dxa" w:w="2506"/>
+            <w:tcMar>
+              <w:top w:type="dxa" w:w="60"/>
+              <w:left w:type="dxa" w:w="90"/>
+              <w:bottom w:type="dxa" w:w="60"/>
+              <w:right w:type="dxa" w:w="90"/>
+            </w:tcMar>
+            <w:vAlign w:val="center"/>
+          </w:tcPr>
+          <w:p>
+            <w:pPr>
+              <w:spacing w:after="0" w:line="260"/>
+            </w:pPr>
+            <w:r>
+              <w:rPr>
+                <w:rFonts w:ascii="Microsoft JhengHei" w:cs="Microsoft JhengHei" w:eastAsia="Microsoft JhengHei" w:hAnsi="Microsoft JhengHei"/>
+                <w:b w:val="false"/>
+                <w:bCs w:val="false"/>
+                <w:i w:val="false"/>
+                <w:iCs w:val="false"/>
+                <w:sz w:val="18"/>
+                <w:szCs w:val="18"/>
+              </w:rPr>
+              <w:t xml:space="preserve">② B 法人全額租賃，員工負擔課稅</w:t>
+            </w:r>
+          </w:p>
+        </w:tc>
+        <w:tc>
+          <w:tcPr>
+            <w:tcW w:type="dxa" w:w="964"/>
+            <w:tcMar>
+              <w:top w:type="dxa" w:w="60"/>
+              <w:left w:type="dxa" w:w="90"/>
+              <w:bottom w:type="dxa" w:w="60"/>
+              <w:right w:type="dxa" w:w="90"/>
+            </w:tcMar>
+            <w:vAlign w:val="center"/>
+          </w:tcPr>
+          <w:p>
+            <w:pPr>
+              <w:spacing w:after="0" w:line="260"/>
+              <w:jc w:val="right"/>
+            </w:pPr>
+            <w:r>
+              <w:rPr>
+                <w:rFonts w:ascii="Microsoft JhengHei" w:cs="Microsoft JhengHei" w:eastAsia="Microsoft JhengHei" w:hAnsi="Microsoft JhengHei"/>
+                <w:b w:val="false"/>
+                <w:bCs w:val="false"/>
+                <w:i w:val="false"/>
+                <w:iCs w:val="false"/>
+                <w:sz w:val="18"/>
+                <w:szCs w:val="18"/>
+              </w:rPr>
+              <w:t xml:space="preserve">¥600</w:t>
+            </w:r>
+          </w:p>
+        </w:tc>
+        <w:tc>
+          <w:tcPr>
+            <w:tcW w:type="dxa" w:w="867"/>
+            <w:tcMar>
+              <w:top w:type="dxa" w:w="60"/>
+              <w:left w:type="dxa" w:w="90"/>
+              <w:bottom w:type="dxa" w:w="60"/>
+              <w:right w:type="dxa" w:w="90"/>
+            </w:tcMar>
+            <w:vAlign w:val="center"/>
+          </w:tcPr>
+          <w:p>
+            <w:pPr>
+              <w:spacing w:after="0" w:line="260"/>
+              <w:jc w:val="right"/>
+            </w:pPr>
+            <w:r>
+              <w:rPr>
+                <w:rFonts w:ascii="Microsoft JhengHei" w:cs="Microsoft JhengHei" w:eastAsia="Microsoft JhengHei" w:hAnsi="Microsoft JhengHei"/>
+                <w:b w:val="false"/>
+                <w:bCs w:val="false"/>
+                <w:i w:val="false"/>
+                <w:iCs w:val="false"/>
+                <w:sz w:val="18"/>
+                <w:szCs w:val="18"/>
+              </w:rPr>
+              <w:t xml:space="preserve">0</w:t>
+            </w:r>
+          </w:p>
+        </w:tc>
+        <w:tc>
+          <w:tcPr>
+            <w:tcW w:type="dxa" w:w="1157"/>
+            <w:tcMar>
+              <w:top w:type="dxa" w:w="60"/>
+              <w:left w:type="dxa" w:w="90"/>
+              <w:bottom w:type="dxa" w:w="60"/>
+              <w:right w:type="dxa" w:w="90"/>
+            </w:tcMar>
+            <w:vAlign w:val="center"/>
+          </w:tcPr>
+          <w:p>
+            <w:pPr>
+              <w:spacing w:after="0" w:line="260"/>
+              <w:jc w:val="right"/>
+            </w:pPr>
+            <w:r>
+              <w:rPr>
+                <w:rFonts w:ascii="Microsoft JhengHei" w:cs="Microsoft JhengHei" w:eastAsia="Microsoft JhengHei" w:hAnsi="Microsoft JhengHei"/>
+                <w:b w:val="false"/>
+                <w:bCs w:val="false"/>
+                <w:i w:val="false"/>
+                <w:iCs w:val="false"/>
+                <w:sz w:val="18"/>
+                <w:szCs w:val="18"/>
+              </w:rPr>
+              <w:t xml:space="preserve">¥21,596</w:t>
+            </w:r>
+          </w:p>
+        </w:tc>
+        <w:tc>
+          <w:tcPr>
+            <w:tcW w:type="dxa" w:w="964"/>
+            <w:tcMar>
+              <w:top w:type="dxa" w:w="60"/>
+              <w:left w:type="dxa" w:w="90"/>
+              <w:bottom w:type="dxa" w:w="60"/>
+              <w:right w:type="dxa" w:w="90"/>
+            </w:tcMar>
+            <w:vAlign w:val="center"/>
+          </w:tcPr>
+          <w:p>
+            <w:pPr>
+              <w:spacing w:after="0" w:line="260"/>
+            </w:pPr>
+            <w:r>
+              <w:rPr>
+                <w:rFonts w:ascii="Microsoft JhengHei" w:cs="Microsoft JhengHei" w:eastAsia="Microsoft JhengHei" w:hAnsi="Microsoft JhengHei"/>
+                <w:b w:val="false"/>
+                <w:bCs w:val="false"/>
+                <w:i w:val="false"/>
+                <w:iCs w:val="false"/>
+                <w:sz w:val="18"/>
+                <w:szCs w:val="18"/>
+              </w:rPr>
+              <w:t xml:space="preserve">公司</w:t>
+            </w:r>
+          </w:p>
+        </w:tc>
+        <w:tc>
+          <w:tcPr>
+            <w:tcW w:type="dxa" w:w="3180"/>
+            <w:tcMar>
+              <w:top w:type="dxa" w:w="60"/>
+              <w:left w:type="dxa" w:w="90"/>
+              <w:bottom w:type="dxa" w:w="60"/>
+              <w:right w:type="dxa" w:w="90"/>
+            </w:tcMar>
+            <w:vAlign w:val="center"/>
+          </w:tcPr>
+          <w:p>
+            <w:pPr>
+              <w:spacing w:after="0" w:line="260"/>
+            </w:pPr>
+            <w:r>
+              <w:rPr>
+                <w:rFonts w:ascii="Microsoft JhengHei" w:cs="Microsoft JhengHei" w:eastAsia="Microsoft JhengHei" w:hAnsi="Microsoft JhengHei"/>
+                <w:b w:val="false"/>
+                <w:bCs w:val="false"/>
+                <w:i w:val="false"/>
+                <w:iCs w:val="false"/>
+                <w:sz w:val="18"/>
+                <w:szCs w:val="18"/>
+              </w:rPr>
+              <w:t xml:space="preserve">公司月付 ¥2,999（車體 + 利息 + 電池 + 保養）；對照 MOVE.eBike 法人月額 ¥14,000 起</w:t>
+            </w:r>
+          </w:p>
+        </w:tc>
+      </w:tr>
+      <w:tr>
+        <w:tc>
+          <w:tcPr>
+            <w:tcW w:type="dxa" w:w="2506"/>
+            <w:shd w:fill="F2F2F2" w:color="auto" w:val="clear"/>
+            <w:tcMar>
+              <w:top w:type="dxa" w:w="60"/>
+              <w:left w:type="dxa" w:w="90"/>
+              <w:bottom w:type="dxa" w:w="60"/>
+              <w:right w:type="dxa" w:w="90"/>
+            </w:tcMar>
+            <w:vAlign w:val="center"/>
+          </w:tcPr>
+          <w:p>
+            <w:pPr>
+              <w:spacing w:after="0" w:line="260"/>
+            </w:pPr>
+            <w:r>
+              <w:rPr>
+                <w:rFonts w:ascii="Microsoft JhengHei" w:cs="Microsoft JhengHei" w:eastAsia="Microsoft JhengHei" w:hAnsi="Microsoft JhengHei"/>
+                <w:b w:val="false"/>
+                <w:bCs w:val="false"/>
+                <w:i w:val="false"/>
+                <w:iCs w:val="false"/>
+                <w:sz w:val="18"/>
+                <w:szCs w:val="18"/>
+              </w:rPr>
+              <w:t xml:space="preserve">③ ふるさと納税（車體 + 首年電池訂閱券）</w:t>
+            </w:r>
+          </w:p>
+        </w:tc>
+        <w:tc>
+          <w:tcPr>
+            <w:tcW w:type="dxa" w:w="964"/>
+            <w:shd w:fill="F2F2F2" w:color="auto" w:val="clear"/>
+            <w:tcMar>
+              <w:top w:type="dxa" w:w="60"/>
+              <w:left w:type="dxa" w:w="90"/>
+              <w:bottom w:type="dxa" w:w="60"/>
+              <w:right w:type="dxa" w:w="90"/>
+            </w:tcMar>
+            <w:vAlign w:val="center"/>
+          </w:tcPr>
+          <w:p>
+            <w:pPr>
+              <w:spacing w:after="0" w:line="260"/>
+              <w:jc w:val="right"/>
+            </w:pPr>
+            <w:r>
+              <w:rPr>
+                <w:rFonts w:ascii="Microsoft JhengHei" w:cs="Microsoft JhengHei" w:eastAsia="Microsoft JhengHei" w:hAnsi="Microsoft JhengHei"/>
+                <w:b w:val="false"/>
+                <w:bCs w:val="false"/>
+                <w:i w:val="false"/>
+                <w:iCs w:val="false"/>
+                <w:sz w:val="18"/>
+                <w:szCs w:val="18"/>
+              </w:rPr>
+              <w:t xml:space="preserve">¥853</w:t>
+            </w:r>
+          </w:p>
+        </w:tc>
+        <w:tc>
+          <w:tcPr>
+            <w:tcW w:type="dxa" w:w="867"/>
+            <w:shd w:fill="F2F2F2" w:color="auto" w:val="clear"/>
+            <w:tcMar>
+              <w:top w:type="dxa" w:w="60"/>
+              <w:left w:type="dxa" w:w="90"/>
+              <w:bottom w:type="dxa" w:w="60"/>
+              <w:right w:type="dxa" w:w="90"/>
+            </w:tcMar>
+            <w:vAlign w:val="center"/>
+          </w:tcPr>
+          <w:p>
+            <w:pPr>
+              <w:spacing w:after="0" w:line="260"/>
+              <w:jc w:val="right"/>
+            </w:pPr>
+            <w:r>
+              <w:rPr>
+                <w:rFonts w:ascii="Microsoft JhengHei" w:cs="Microsoft JhengHei" w:eastAsia="Microsoft JhengHei" w:hAnsi="Microsoft JhengHei"/>
+                <w:b w:val="false"/>
+                <w:bCs w:val="false"/>
+                <w:i w:val="false"/>
+                <w:iCs w:val="false"/>
+                <w:sz w:val="18"/>
+                <w:szCs w:val="18"/>
+              </w:rPr>
+              <w:t xml:space="preserve">¥2,000</w:t>
+            </w:r>
+          </w:p>
+        </w:tc>
+        <w:tc>
+          <w:tcPr>
+            <w:tcW w:type="dxa" w:w="1157"/>
+            <w:shd w:fill="F2F2F2" w:color="auto" w:val="clear"/>
+            <w:tcMar>
+              <w:top w:type="dxa" w:w="60"/>
+              <w:left w:type="dxa" w:w="90"/>
+              <w:bottom w:type="dxa" w:w="60"/>
+              <w:right w:type="dxa" w:w="90"/>
+            </w:tcMar>
+            <w:vAlign w:val="center"/>
+          </w:tcPr>
+          <w:p>
+            <w:pPr>
+              <w:spacing w:after="0" w:line="260"/>
+              <w:jc w:val="right"/>
+            </w:pPr>
+            <w:r>
+              <w:rPr>
+                <w:rFonts w:ascii="Microsoft JhengHei" w:cs="Microsoft JhengHei" w:eastAsia="Microsoft JhengHei" w:hAnsi="Microsoft JhengHei"/>
+                <w:b w:val="false"/>
+                <w:bCs w:val="false"/>
+                <w:i w:val="false"/>
+                <w:iCs w:val="false"/>
+                <w:sz w:val="18"/>
+                <w:szCs w:val="18"/>
+              </w:rPr>
+              <w:t xml:space="preserve">¥32,720</w:t>
+            </w:r>
+          </w:p>
+        </w:tc>
+        <w:tc>
+          <w:tcPr>
+            <w:tcW w:type="dxa" w:w="964"/>
+            <w:shd w:fill="F2F2F2" w:color="auto" w:val="clear"/>
+            <w:tcMar>
+              <w:top w:type="dxa" w:w="60"/>
+              <w:left w:type="dxa" w:w="90"/>
+              <w:bottom w:type="dxa" w:w="60"/>
+              <w:right w:type="dxa" w:w="90"/>
+            </w:tcMar>
+            <w:vAlign w:val="center"/>
+          </w:tcPr>
+          <w:p>
+            <w:pPr>
+              <w:spacing w:after="0" w:line="260"/>
+            </w:pPr>
+            <w:r>
+              <w:rPr>
+                <w:rFonts w:ascii="Microsoft JhengHei" w:cs="Microsoft JhengHei" w:eastAsia="Microsoft JhengHei" w:hAnsi="Microsoft JhengHei"/>
+                <w:b w:val="false"/>
+                <w:bCs w:val="false"/>
+                <w:i w:val="false"/>
+                <w:iCs w:val="false"/>
+                <w:sz w:val="18"/>
+                <w:szCs w:val="18"/>
+              </w:rPr>
+              <w:t xml:space="preserve">消費者</w:t>
+            </w:r>
+          </w:p>
+        </w:tc>
+        <w:tc>
+          <w:tcPr>
+            <w:tcW w:type="dxa" w:w="3180"/>
+            <w:shd w:fill="F2F2F2" w:color="auto" w:val="clear"/>
+            <w:tcMar>
+              <w:top w:type="dxa" w:w="60"/>
+              <w:left w:type="dxa" w:w="90"/>
+              <w:bottom w:type="dxa" w:w="60"/>
+              <w:right w:type="dxa" w:w="90"/>
+            </w:tcMar>
+            <w:vAlign w:val="center"/>
+          </w:tcPr>
+          <w:p>
+            <w:pPr>
+              <w:spacing w:after="0" w:line="260"/>
+            </w:pPr>
+            <w:r>
+              <w:rPr>
+                <w:rFonts w:ascii="Microsoft JhengHei" w:cs="Microsoft JhengHei" w:eastAsia="Microsoft JhengHei" w:hAnsi="Microsoft JhengHei"/>
+                <w:b w:val="false"/>
+                <w:bCs w:val="false"/>
+                <w:i w:val="false"/>
+                <w:iCs w:val="false"/>
+                <w:sz w:val="18"/>
+                <w:szCs w:val="18"/>
+              </w:rPr>
+              <w:t xml:space="preserve">前提：寄付額在控除上限內、產品符合地場產品基準</w:t>
+            </w:r>
+          </w:p>
+        </w:tc>
+      </w:tr>
+      <w:tr>
+        <w:tc>
+          <w:tcPr>
+            <w:tcW w:type="dxa" w:w="2506"/>
+            <w:tcMar>
+              <w:top w:type="dxa" w:w="60"/>
+              <w:left w:type="dxa" w:w="90"/>
+              <w:bottom w:type="dxa" w:w="60"/>
+              <w:right w:type="dxa" w:w="90"/>
+            </w:tcMar>
+            <w:vAlign w:val="center"/>
+          </w:tcPr>
+          <w:p>
+            <w:pPr>
+              <w:spacing w:after="0" w:line="260"/>
+            </w:pPr>
+            <w:r>
+              <w:rPr>
+                <w:rFonts w:ascii="Microsoft JhengHei" w:cs="Microsoft JhengHei" w:eastAsia="Microsoft JhengHei" w:hAnsi="Microsoft JhengHei"/>
+                <w:b w:val="false"/>
+                <w:bCs w:val="false"/>
+                <w:i w:val="false"/>
+                <w:iCs w:val="false"/>
+                <w:sz w:val="18"/>
+                <w:szCs w:val="18"/>
+              </w:rPr>
+              <w:t xml:space="preserve">對照：NORUDE ViVi SX 整車訂閱</w:t>
+            </w:r>
+          </w:p>
+        </w:tc>
+        <w:tc>
+          <w:tcPr>
+            <w:tcW w:type="dxa" w:w="964"/>
+            <w:tcMar>
+              <w:top w:type="dxa" w:w="60"/>
+              <w:left w:type="dxa" w:w="90"/>
+              <w:bottom w:type="dxa" w:w="60"/>
+              <w:right w:type="dxa" w:w="90"/>
+            </w:tcMar>
+            <w:vAlign w:val="center"/>
+          </w:tcPr>
+          <w:p>
+            <w:pPr>
+              <w:spacing w:after="0" w:line="260"/>
+              <w:jc w:val="right"/>
+            </w:pPr>
+            <w:r>
+              <w:rPr>
+                <w:rFonts w:ascii="Microsoft JhengHei" w:cs="Microsoft JhengHei" w:eastAsia="Microsoft JhengHei" w:hAnsi="Microsoft JhengHei"/>
+                <w:b w:val="false"/>
+                <w:bCs w:val="false"/>
+                <w:i w:val="false"/>
+                <w:iCs w:val="false"/>
+                <w:sz w:val="18"/>
+                <w:szCs w:val="18"/>
+              </w:rPr>
+              <w:t xml:space="preserve">¥2,890</w:t>
+            </w:r>
+          </w:p>
+        </w:tc>
+        <w:tc>
+          <w:tcPr>
+            <w:tcW w:type="dxa" w:w="867"/>
+            <w:tcMar>
+              <w:top w:type="dxa" w:w="60"/>
+              <w:left w:type="dxa" w:w="90"/>
+              <w:bottom w:type="dxa" w:w="60"/>
+              <w:right w:type="dxa" w:w="90"/>
+            </w:tcMar>
+            <w:vAlign w:val="center"/>
+          </w:tcPr>
+          <w:p>
+            <w:pPr>
+              <w:spacing w:after="0" w:line="260"/>
+              <w:jc w:val="right"/>
+            </w:pPr>
+            <w:r>
+              <w:rPr>
+                <w:rFonts w:ascii="Microsoft JhengHei" w:cs="Microsoft JhengHei" w:eastAsia="Microsoft JhengHei" w:hAnsi="Microsoft JhengHei"/>
+                <w:b w:val="false"/>
+                <w:bCs w:val="false"/>
+                <w:i w:val="false"/>
+                <w:iCs w:val="false"/>
+                <w:sz w:val="18"/>
+                <w:szCs w:val="18"/>
+              </w:rPr>
+              <w:t xml:space="preserve">¥3,520</w:t>
+            </w:r>
+          </w:p>
+        </w:tc>
+        <w:tc>
+          <w:tcPr>
+            <w:tcW w:type="dxa" w:w="1157"/>
+            <w:tcMar>
+              <w:top w:type="dxa" w:w="60"/>
+              <w:left w:type="dxa" w:w="90"/>
+              <w:bottom w:type="dxa" w:w="60"/>
+              <w:right w:type="dxa" w:w="90"/>
+            </w:tcMar>
+            <w:vAlign w:val="center"/>
+          </w:tcPr>
+          <w:p>
+            <w:pPr>
+              <w:spacing w:after="0" w:line="260"/>
+              <w:jc w:val="right"/>
+            </w:pPr>
+            <w:r>
+              <w:rPr>
+                <w:rFonts w:ascii="Microsoft JhengHei" w:cs="Microsoft JhengHei" w:eastAsia="Microsoft JhengHei" w:hAnsi="Microsoft JhengHei"/>
+                <w:b w:val="false"/>
+                <w:bCs w:val="false"/>
+                <w:i w:val="false"/>
+                <w:iCs w:val="false"/>
+                <w:sz w:val="18"/>
+                <w:szCs w:val="18"/>
+              </w:rPr>
+              <w:t xml:space="preserve">¥107,560</w:t>
+            </w:r>
+          </w:p>
+        </w:tc>
+        <w:tc>
+          <w:tcPr>
+            <w:tcW w:type="dxa" w:w="964"/>
+            <w:tcMar>
+              <w:top w:type="dxa" w:w="60"/>
+              <w:left w:type="dxa" w:w="90"/>
+              <w:bottom w:type="dxa" w:w="60"/>
+              <w:right w:type="dxa" w:w="90"/>
+            </w:tcMar>
+            <w:vAlign w:val="center"/>
+          </w:tcPr>
+          <w:p>
+            <w:pPr>
+              <w:spacing w:after="0" w:line="260"/>
+            </w:pPr>
+            <w:r>
+              <w:rPr>
+                <w:rFonts w:ascii="Microsoft JhengHei" w:cs="Microsoft JhengHei" w:eastAsia="Microsoft JhengHei" w:hAnsi="Microsoft JhengHei"/>
+                <w:b w:val="false"/>
+                <w:bCs w:val="false"/>
+                <w:i w:val="false"/>
+                <w:iCs w:val="false"/>
+                <w:sz w:val="18"/>
+                <w:szCs w:val="18"/>
+              </w:rPr>
+              <w:t xml:space="preserve">還車</w:t>
+            </w:r>
+          </w:p>
+        </w:tc>
+        <w:tc>
+          <w:tcPr>
+            <w:tcW w:type="dxa" w:w="3180"/>
+            <w:tcMar>
+              <w:top w:type="dxa" w:w="60"/>
+              <w:left w:type="dxa" w:w="90"/>
+              <w:bottom w:type="dxa" w:w="60"/>
+              <w:right w:type="dxa" w:w="90"/>
+            </w:tcMar>
+            <w:vAlign w:val="center"/>
+          </w:tcPr>
+          <w:p>
+            <w:pPr>
+              <w:spacing w:after="0" w:line="260"/>
+            </w:pPr>
+            <w:r>
+              <w:rPr>
+                <w:rFonts w:ascii="Microsoft JhengHei" w:cs="Microsoft JhengHei" w:eastAsia="Microsoft JhengHei" w:hAnsi="Microsoft JhengHei"/>
+                <w:b w:val="false"/>
+                <w:bCs w:val="false"/>
+                <w:i w:val="false"/>
+                <w:iCs w:val="false"/>
+                <w:sz w:val="18"/>
+                <w:szCs w:val="18"/>
+              </w:rPr>
+              <w:t xml:space="preserve">盜難補償 ¥700/月另計</w:t>
+            </w:r>
+          </w:p>
+        </w:tc>
+      </w:tr>
+      <w:tr>
+        <w:tc>
+          <w:tcPr>
+            <w:tcW w:type="dxa" w:w="2506"/>
+            <w:shd w:fill="F2F2F2" w:color="auto" w:val="clear"/>
+            <w:tcMar>
+              <w:top w:type="dxa" w:w="60"/>
+              <w:left w:type="dxa" w:w="90"/>
+              <w:bottom w:type="dxa" w:w="60"/>
+              <w:right w:type="dxa" w:w="90"/>
+            </w:tcMar>
+            <w:vAlign w:val="center"/>
+          </w:tcPr>
+          <w:p>
+            <w:pPr>
+              <w:spacing w:after="0" w:line="260"/>
+            </w:pPr>
+            <w:r>
+              <w:rPr>
+                <w:rFonts w:ascii="Microsoft JhengHei" w:cs="Microsoft JhengHei" w:eastAsia="Microsoft JhengHei" w:hAnsi="Microsoft JhengHei"/>
+                <w:b w:val="false"/>
+                <w:bCs w:val="false"/>
+                <w:i w:val="false"/>
+                <w:iCs w:val="false"/>
+                <w:sz w:val="18"/>
+                <w:szCs w:val="18"/>
+              </w:rPr>
+              <w:t xml:space="preserve">對照：PELTECH 型式認定車買斷</w:t>
+            </w:r>
+          </w:p>
+        </w:tc>
+        <w:tc>
+          <w:tcPr>
+            <w:tcW w:type="dxa" w:w="964"/>
+            <w:shd w:fill="F2F2F2" w:color="auto" w:val="clear"/>
+            <w:tcMar>
+              <w:top w:type="dxa" w:w="60"/>
+              <w:left w:type="dxa" w:w="90"/>
+              <w:bottom w:type="dxa" w:w="60"/>
+              <w:right w:type="dxa" w:w="90"/>
+            </w:tcMar>
+            <w:vAlign w:val="center"/>
+          </w:tcPr>
+          <w:p>
+            <w:pPr>
+              <w:spacing w:after="0" w:line="260"/>
+            </w:pPr>
+            <w:r>
+              <w:rPr>
+                <w:rFonts w:ascii="Microsoft JhengHei" w:cs="Microsoft JhengHei" w:eastAsia="Microsoft JhengHei" w:hAnsi="Microsoft JhengHei"/>
+                <w:b w:val="false"/>
+                <w:bCs w:val="false"/>
+                <w:i w:val="false"/>
+                <w:iCs w:val="false"/>
+                <w:sz w:val="18"/>
+                <w:szCs w:val="18"/>
+              </w:rPr>
+              <w:t xml:space="preserve">—</w:t>
+            </w:r>
+          </w:p>
+        </w:tc>
+        <w:tc>
+          <w:tcPr>
+            <w:tcW w:type="dxa" w:w="867"/>
+            <w:shd w:fill="F2F2F2" w:color="auto" w:val="clear"/>
+            <w:tcMar>
+              <w:top w:type="dxa" w:w="60"/>
+              <w:left w:type="dxa" w:w="90"/>
+              <w:bottom w:type="dxa" w:w="60"/>
+              <w:right w:type="dxa" w:w="90"/>
+            </w:tcMar>
+            <w:vAlign w:val="center"/>
+          </w:tcPr>
+          <w:p>
+            <w:pPr>
+              <w:spacing w:after="0" w:line="260"/>
+              <w:jc w:val="right"/>
+            </w:pPr>
+            <w:r>
+              <w:rPr>
+                <w:rFonts w:ascii="Microsoft JhengHei" w:cs="Microsoft JhengHei" w:eastAsia="Microsoft JhengHei" w:hAnsi="Microsoft JhengHei"/>
+                <w:b w:val="false"/>
+                <w:bCs w:val="false"/>
+                <w:i w:val="false"/>
+                <w:iCs w:val="false"/>
+                <w:sz w:val="18"/>
+                <w:szCs w:val="18"/>
+              </w:rPr>
+              <w:t xml:space="preserve">¥89,980</w:t>
+            </w:r>
+          </w:p>
+        </w:tc>
+        <w:tc>
+          <w:tcPr>
+            <w:tcW w:type="dxa" w:w="1157"/>
+            <w:shd w:fill="F2F2F2" w:color="auto" w:val="clear"/>
+            <w:tcMar>
+              <w:top w:type="dxa" w:w="60"/>
+              <w:left w:type="dxa" w:w="90"/>
+              <w:bottom w:type="dxa" w:w="60"/>
+              <w:right w:type="dxa" w:w="90"/>
+            </w:tcMar>
+            <w:vAlign w:val="center"/>
+          </w:tcPr>
+          <w:p>
+            <w:pPr>
+              <w:spacing w:after="0" w:line="260"/>
+              <w:jc w:val="right"/>
+            </w:pPr>
+            <w:r>
+              <w:rPr>
+                <w:rFonts w:ascii="Microsoft JhengHei" w:cs="Microsoft JhengHei" w:eastAsia="Microsoft JhengHei" w:hAnsi="Microsoft JhengHei"/>
+                <w:b w:val="false"/>
+                <w:bCs w:val="false"/>
+                <w:i w:val="false"/>
+                <w:iCs w:val="false"/>
+                <w:sz w:val="18"/>
+                <w:szCs w:val="18"/>
+              </w:rPr>
+              <w:t xml:space="preserve">¥104,980</w:t>
+            </w:r>
+          </w:p>
+        </w:tc>
+        <w:tc>
+          <w:tcPr>
+            <w:tcW w:type="dxa" w:w="964"/>
+            <w:shd w:fill="F2F2F2" w:color="auto" w:val="clear"/>
+            <w:tcMar>
+              <w:top w:type="dxa" w:w="60"/>
+              <w:left w:type="dxa" w:w="90"/>
+              <w:bottom w:type="dxa" w:w="60"/>
+              <w:right w:type="dxa" w:w="90"/>
+            </w:tcMar>
+            <w:vAlign w:val="center"/>
+          </w:tcPr>
+          <w:p>
+            <w:pPr>
+              <w:spacing w:after="0" w:line="260"/>
+            </w:pPr>
+            <w:r>
+              <w:rPr>
+                <w:rFonts w:ascii="Microsoft JhengHei" w:cs="Microsoft JhengHei" w:eastAsia="Microsoft JhengHei" w:hAnsi="Microsoft JhengHei"/>
+                <w:b w:val="false"/>
+                <w:bCs w:val="false"/>
+                <w:i w:val="false"/>
+                <w:iCs w:val="false"/>
+                <w:sz w:val="18"/>
+                <w:szCs w:val="18"/>
+              </w:rPr>
+              <w:t xml:space="preserve">消費者</w:t>
+            </w:r>
+          </w:p>
+        </w:tc>
+        <w:tc>
+          <w:tcPr>
+            <w:tcW w:type="dxa" w:w="3180"/>
+            <w:shd w:fill="F2F2F2" w:color="auto" w:val="clear"/>
+            <w:tcMar>
+              <w:top w:type="dxa" w:w="60"/>
+              <w:left w:type="dxa" w:w="90"/>
+              <w:bottom w:type="dxa" w:w="60"/>
+              <w:right w:type="dxa" w:w="90"/>
+            </w:tcMar>
+            <w:vAlign w:val="center"/>
+          </w:tcPr>
+          <w:p>
+            <w:pPr>
+              <w:spacing w:after="0" w:line="260"/>
+            </w:pPr>
+            <w:r>
+              <w:rPr>
+                <w:rFonts w:ascii="Microsoft JhengHei" w:cs="Microsoft JhengHei" w:eastAsia="Microsoft JhengHei" w:hAnsi="Microsoft JhengHei"/>
+                <w:b w:val="false"/>
+                <w:bCs w:val="false"/>
+                <w:i w:val="false"/>
+                <w:iCs w:val="false"/>
+                <w:sz w:val="18"/>
+                <w:szCs w:val="18"/>
+              </w:rPr>
+              <w:t xml:space="preserve">含年維護 ¥5,000</w:t>
+            </w:r>
+          </w:p>
+        </w:tc>
+      </w:tr>
+    </w:tbl>
+    <w:p>
+      <w:pPr>
+        <w:spacing w:after="60"/>
+      </w:pPr>
+    </w:p>
+    <w:p>
+      <w:pPr>
+        <w:spacing w:after="120" w:line="300"/>
+      </w:pPr>
+      <w:r>
+        <w:rPr>
+          <w:rFonts w:ascii="Microsoft JhengHei" w:cs="Microsoft JhengHei" w:eastAsia="Microsoft JhengHei" w:hAnsi="Microsoft JhengHei"/>
+          <w:b w:val="false"/>
+          <w:bCs w:val="false"/>
+          <w:i w:val="false"/>
+          <w:iCs w:val="false"/>
+          <w:sz w:val="20"/>
+          <w:szCs w:val="20"/>
+        </w:rPr>
+        <w:t xml:space="preserve">路徑①是日本的主打話術：月付 ¥2,632 與 NORUDE ¥2,890 幾乎同價，3 年少付 ¥12,814，差別是 36 個月後車體歸消費者、電池永遠有效。載童版分期 36 回加 360Wh 訂閱月付 ¥3,291，對照 NORUDE 子乗せ ¥5,690；若所在自治體有子乗せ補助 ¥40,000（赤穂市、輕井澤町、廣島府中町等約 15 個自治體），車體前置只剩 ¥18,000，前提是型式認定與 BAA。</w:t>
+      </w:r>
+    </w:p>
+    <w:p>
+      <w:pPr>
+        <w:pStyle w:val="Heading2"/>
+        <w:spacing w:after="100" w:before="220"/>
+      </w:pPr>
+      <w:r>
+        <w:rPr>
+          <w:rFonts w:ascii="Microsoft JhengHei" w:cs="Microsoft JhengHei" w:eastAsia="Microsoft JhengHei" w:hAnsi="Microsoft JhengHei"/>
+          <w:b/>
+          <w:bCs/>
+          <w:i w:val="false"/>
+          <w:iCs w:val="false"/>
+          <w:color w:val="1F3864"/>
+          <w:sz w:val="23"/>
+          <w:szCs w:val="23"/>
+        </w:rPr>
+        <w:t xml:space="preserve">6.2 營運商視角：三條路徑的單戶淨值</w:t>
+      </w:r>
+    </w:p>
+    <w:tbl>
+      <w:tblPr>
+        <w:tblW w:type="dxa" w:w="9638"/>
+        <w:tblBorders>
+          <w:top w:val="single" w:color="BFBFBF" w:sz="4"/>
+          <w:left w:val="single" w:color="BFBFBF" w:sz="4"/>
+          <w:bottom w:val="single" w:color="BFBFBF" w:sz="4"/>
+          <w:right w:val="single" w:color="BFBFBF" w:sz="4"/>
+          <w:insideH w:val="single" w:color="BFBFBF" w:sz="4"/>
+          <w:insideV w:val="single" w:color="BFBFBF" w:sz="4"/>
+        </w:tblBorders>
+        <w:tblLayout w:type="fixed"/>
+      </w:tblPr>
+      <w:tblGrid>
+        <w:gridCol w:w="2120"/>
+        <w:gridCol w:w="964"/>
+        <w:gridCol w:w="867"/>
+        <w:gridCol w:w="867"/>
+        <w:gridCol w:w="1349"/>
+        <w:gridCol w:w="3471"/>
+      </w:tblGrid>
+      <w:tr>
+        <w:trPr>
+          <w:tblHeader/>
+        </w:trPr>
+        <w:tc>
+          <w:tcPr>
+            <w:tcW w:type="dxa" w:w="2120"/>
+            <w:shd w:fill="1F3864" w:color="auto" w:val="clear"/>
+            <w:tcMar>
+              <w:top w:type="dxa" w:w="60"/>
+              <w:left w:type="dxa" w:w="90"/>
+              <w:bottom w:type="dxa" w:w="60"/>
+              <w:right w:type="dxa" w:w="90"/>
+            </w:tcMar>
+            <w:vAlign w:val="center"/>
+          </w:tcPr>
+          <w:p>
+            <w:pPr>
+              <w:spacing w:after="0" w:line="260"/>
+            </w:pPr>
+            <w:r>
+              <w:rPr>
+                <w:rFonts w:ascii="Microsoft JhengHei" w:cs="Microsoft JhengHei" w:eastAsia="Microsoft JhengHei" w:hAnsi="Microsoft JhengHei"/>
+                <w:b/>
+                <w:bCs/>
+                <w:i w:val="false"/>
+                <w:iCs w:val="false"/>
+                <w:color w:val="FFFFFF"/>
+                <w:sz w:val="18"/>
+                <w:szCs w:val="18"/>
+              </w:rPr>
+              <w:t xml:space="preserve">路徑</w:t>
+            </w:r>
+          </w:p>
+        </w:tc>
+        <w:tc>
+          <w:tcPr>
+            <w:tcW w:type="dxa" w:w="964"/>
+            <w:shd w:fill="1F3864" w:color="auto" w:val="clear"/>
+            <w:tcMar>
+              <w:top w:type="dxa" w:w="60"/>
+              <w:left w:type="dxa" w:w="90"/>
+              <w:bottom w:type="dxa" w:w="60"/>
+              <w:right w:type="dxa" w:w="90"/>
+            </w:tcMar>
+            <w:vAlign w:val="center"/>
+          </w:tcPr>
+          <w:p>
+            <w:pPr>
+              <w:spacing w:after="0" w:line="260"/>
+              <w:jc w:val="center"/>
+            </w:pPr>
+            <w:r>
+              <w:rPr>
+                <w:rFonts w:ascii="Microsoft JhengHei" w:cs="Microsoft JhengHei" w:eastAsia="Microsoft JhengHei" w:hAnsi="Microsoft JhengHei"/>
+                <w:b/>
+                <w:bCs/>
+                <w:i w:val="false"/>
+                <w:iCs w:val="false"/>
+                <w:color w:val="FFFFFF"/>
+                <w:sz w:val="18"/>
+                <w:szCs w:val="18"/>
+              </w:rPr>
+              <w:t xml:space="preserve">訂閱月費</w:t>
+            </w:r>
+          </w:p>
+        </w:tc>
+        <w:tc>
+          <w:tcPr>
+            <w:tcW w:type="dxa" w:w="867"/>
+            <w:shd w:fill="1F3864" w:color="auto" w:val="clear"/>
+            <w:tcMar>
+              <w:top w:type="dxa" w:w="60"/>
+              <w:left w:type="dxa" w:w="90"/>
+              <w:bottom w:type="dxa" w:w="60"/>
+              <w:right w:type="dxa" w:w="90"/>
+            </w:tcMar>
+            <w:vAlign w:val="center"/>
+          </w:tcPr>
+          <w:p>
+            <w:pPr>
+              <w:spacing w:after="0" w:line="260"/>
+              <w:jc w:val="center"/>
+            </w:pPr>
+            <w:r>
+              <w:rPr>
+                <w:rFonts w:ascii="Microsoft JhengHei" w:cs="Microsoft JhengHei" w:eastAsia="Microsoft JhengHei" w:hAnsi="Microsoft JhengHei"/>
+                <w:b/>
+                <w:bCs/>
+                <w:i w:val="false"/>
+                <w:iCs w:val="false"/>
+                <w:color w:val="FFFFFF"/>
+                <w:sz w:val="18"/>
+                <w:szCs w:val="18"/>
+              </w:rPr>
+              <w:t xml:space="preserve">呆帳率</w:t>
+            </w:r>
+          </w:p>
+        </w:tc>
+        <w:tc>
+          <w:tcPr>
+            <w:tcW w:type="dxa" w:w="867"/>
+            <w:shd w:fill="1F3864" w:color="auto" w:val="clear"/>
+            <w:tcMar>
+              <w:top w:type="dxa" w:w="60"/>
+              <w:left w:type="dxa" w:w="90"/>
+              <w:bottom w:type="dxa" w:w="60"/>
+              <w:right w:type="dxa" w:w="90"/>
+            </w:tcMar>
+            <w:vAlign w:val="center"/>
+          </w:tcPr>
+          <w:p>
+            <w:pPr>
+              <w:spacing w:after="0" w:line="260"/>
+              <w:jc w:val="center"/>
+            </w:pPr>
+            <w:r>
+              <w:rPr>
+                <w:rFonts w:ascii="Microsoft JhengHei" w:cs="Microsoft JhengHei" w:eastAsia="Microsoft JhengHei" w:hAnsi="Microsoft JhengHei"/>
+                <w:b/>
+                <w:bCs/>
+                <w:i w:val="false"/>
+                <w:iCs w:val="false"/>
+                <w:color w:val="FFFFFF"/>
+                <w:sz w:val="18"/>
+                <w:szCs w:val="18"/>
+              </w:rPr>
+              <w:t xml:space="preserve">CAC</w:t>
+            </w:r>
+          </w:p>
+        </w:tc>
+        <w:tc>
+          <w:tcPr>
+            <w:tcW w:type="dxa" w:w="1349"/>
+            <w:shd w:fill="1F3864" w:color="auto" w:val="clear"/>
+            <w:tcMar>
+              <w:top w:type="dxa" w:w="60"/>
+              <w:left w:type="dxa" w:w="90"/>
+              <w:bottom w:type="dxa" w:w="60"/>
+              <w:right w:type="dxa" w:w="90"/>
+            </w:tcMar>
+            <w:vAlign w:val="center"/>
+          </w:tcPr>
+          <w:p>
+            <w:pPr>
+              <w:spacing w:after="0" w:line="260"/>
+              <w:jc w:val="center"/>
+            </w:pPr>
+            <w:r>
+              <w:rPr>
+                <w:rFonts w:ascii="Microsoft JhengHei" w:cs="Microsoft JhengHei" w:eastAsia="Microsoft JhengHei" w:hAnsi="Microsoft JhengHei"/>
+                <w:b/>
+                <w:bCs/>
+                <w:i w:val="false"/>
+                <w:iCs w:val="false"/>
+                <w:color w:val="FFFFFF"/>
+                <w:sz w:val="18"/>
+                <w:szCs w:val="18"/>
+              </w:rPr>
+              <w:t xml:space="preserve">36 月單戶淨值</w:t>
+            </w:r>
+          </w:p>
+        </w:tc>
+        <w:tc>
+          <w:tcPr>
+            <w:tcW w:type="dxa" w:w="3471"/>
+            <w:shd w:fill="1F3864" w:color="auto" w:val="clear"/>
+            <w:tcMar>
+              <w:top w:type="dxa" w:w="60"/>
+              <w:left w:type="dxa" w:w="90"/>
+              <w:bottom w:type="dxa" w:w="60"/>
+              <w:right w:type="dxa" w:w="90"/>
+            </w:tcMar>
+            <w:vAlign w:val="center"/>
+          </w:tcPr>
+          <w:p>
+            <w:pPr>
+              <w:spacing w:after="0" w:line="260"/>
+              <w:jc w:val="center"/>
+            </w:pPr>
+            <w:r>
+              <w:rPr>
+                <w:rFonts w:ascii="Microsoft JhengHei" w:cs="Microsoft JhengHei" w:eastAsia="Microsoft JhengHei" w:hAnsi="Microsoft JhengHei"/>
+                <w:b/>
+                <w:bCs/>
+                <w:i w:val="false"/>
+                <w:iCs w:val="false"/>
+                <w:color w:val="FFFFFF"/>
+                <w:sz w:val="18"/>
+                <w:szCs w:val="18"/>
+              </w:rPr>
+              <w:t xml:space="preserve">車體側</w:t>
+            </w:r>
+          </w:p>
+        </w:tc>
+      </w:tr>
+      <w:tr>
+        <w:tc>
+          <w:tcPr>
+            <w:tcW w:type="dxa" w:w="2120"/>
+            <w:tcMar>
+              <w:top w:type="dxa" w:w="60"/>
+              <w:left w:type="dxa" w:w="90"/>
+              <w:bottom w:type="dxa" w:w="60"/>
+              <w:right w:type="dxa" w:w="90"/>
+            </w:tcMar>
+            <w:vAlign w:val="center"/>
+          </w:tcPr>
+          <w:p>
+            <w:pPr>
+              <w:spacing w:after="0" w:line="260"/>
+            </w:pPr>
+            <w:r>
+              <w:rPr>
+                <w:rFonts w:ascii="Microsoft JhengHei" w:cs="Microsoft JhengHei" w:eastAsia="Microsoft JhengHei" w:hAnsi="Microsoft JhengHei"/>
+                <w:b w:val="false"/>
+                <w:bCs w:val="false"/>
+                <w:i w:val="false"/>
+                <w:iCs w:val="false"/>
+                <w:sz w:val="18"/>
+                <w:szCs w:val="18"/>
+              </w:rPr>
+              <w:t xml:space="preserve">① 通路分期（B2C）</w:t>
+            </w:r>
+          </w:p>
+        </w:tc>
+        <w:tc>
+          <w:tcPr>
+            <w:tcW w:type="dxa" w:w="964"/>
+            <w:tcMar>
+              <w:top w:type="dxa" w:w="60"/>
+              <w:left w:type="dxa" w:w="90"/>
+              <w:bottom w:type="dxa" w:w="60"/>
+              <w:right w:type="dxa" w:w="90"/>
+            </w:tcMar>
+            <w:vAlign w:val="center"/>
+          </w:tcPr>
+          <w:p>
+            <w:pPr>
+              <w:spacing w:after="0" w:line="260"/>
+              <w:jc w:val="right"/>
+            </w:pPr>
+            <w:r>
+              <w:rPr>
+                <w:rFonts w:ascii="Microsoft JhengHei" w:cs="Microsoft JhengHei" w:eastAsia="Microsoft JhengHei" w:hAnsi="Microsoft JhengHei"/>
+                <w:b w:val="false"/>
+                <w:bCs w:val="false"/>
+                <w:i w:val="false"/>
+                <w:iCs w:val="false"/>
+                <w:sz w:val="18"/>
+                <w:szCs w:val="18"/>
+              </w:rPr>
+              <w:t xml:space="preserve">¥1,280</w:t>
+            </w:r>
+          </w:p>
+        </w:tc>
+        <w:tc>
+          <w:tcPr>
+            <w:tcW w:type="dxa" w:w="867"/>
+            <w:tcMar>
+              <w:top w:type="dxa" w:w="60"/>
+              <w:left w:type="dxa" w:w="90"/>
+              <w:bottom w:type="dxa" w:w="60"/>
+              <w:right w:type="dxa" w:w="90"/>
+            </w:tcMar>
+            <w:vAlign w:val="center"/>
+          </w:tcPr>
+          <w:p>
+            <w:pPr>
+              <w:spacing w:after="0" w:line="260"/>
+              <w:jc w:val="right"/>
+            </w:pPr>
+            <w:r>
+              <w:rPr>
+                <w:rFonts w:ascii="Microsoft JhengHei" w:cs="Microsoft JhengHei" w:eastAsia="Microsoft JhengHei" w:hAnsi="Microsoft JhengHei"/>
+                <w:b w:val="false"/>
+                <w:bCs w:val="false"/>
+                <w:i w:val="false"/>
+                <w:iCs w:val="false"/>
+                <w:sz w:val="18"/>
+                <w:szCs w:val="18"/>
+              </w:rPr>
+              <w:t xml:space="preserve">3%</w:t>
+            </w:r>
+          </w:p>
+        </w:tc>
+        <w:tc>
+          <w:tcPr>
+            <w:tcW w:type="dxa" w:w="867"/>
+            <w:tcMar>
+              <w:top w:type="dxa" w:w="60"/>
+              <w:left w:type="dxa" w:w="90"/>
+              <w:bottom w:type="dxa" w:w="60"/>
+              <w:right w:type="dxa" w:w="90"/>
+            </w:tcMar>
+            <w:vAlign w:val="center"/>
+          </w:tcPr>
+          <w:p>
+            <w:pPr>
+              <w:spacing w:after="0" w:line="260"/>
+              <w:jc w:val="right"/>
+            </w:pPr>
+            <w:r>
+              <w:rPr>
+                <w:rFonts w:ascii="Microsoft JhengHei" w:cs="Microsoft JhengHei" w:eastAsia="Microsoft JhengHei" w:hAnsi="Microsoft JhengHei"/>
+                <w:b w:val="false"/>
+                <w:bCs w:val="false"/>
+                <w:i w:val="false"/>
+                <w:iCs w:val="false"/>
+                <w:sz w:val="18"/>
+                <w:szCs w:val="18"/>
+              </w:rPr>
+              <w:t xml:space="preserve">¥3,000</w:t>
+            </w:r>
+          </w:p>
+        </w:tc>
+        <w:tc>
+          <w:tcPr>
+            <w:tcW w:type="dxa" w:w="1349"/>
+            <w:tcMar>
+              <w:top w:type="dxa" w:w="60"/>
+              <w:left w:type="dxa" w:w="90"/>
+              <w:bottom w:type="dxa" w:w="60"/>
+              <w:right w:type="dxa" w:w="90"/>
+            </w:tcMar>
+            <w:vAlign w:val="center"/>
+          </w:tcPr>
+          <w:p>
+            <w:pPr>
+              <w:spacing w:after="0" w:line="260"/>
+              <w:jc w:val="right"/>
+            </w:pPr>
+            <w:r>
+              <w:rPr>
+                <w:rFonts w:ascii="Microsoft JhengHei" w:cs="Microsoft JhengHei" w:eastAsia="Microsoft JhengHei" w:hAnsi="Microsoft JhengHei"/>
+                <w:b w:val="false"/>
+                <w:bCs w:val="false"/>
+                <w:i w:val="false"/>
+                <w:iCs w:val="false"/>
+                <w:sz w:val="18"/>
+                <w:szCs w:val="18"/>
+              </w:rPr>
+              <w:t xml:space="preserve">+¥11,154</w:t>
+            </w:r>
+          </w:p>
+        </w:tc>
+        <w:tc>
+          <w:tcPr>
+            <w:tcW w:type="dxa" w:w="3471"/>
+            <w:tcMar>
+              <w:top w:type="dxa" w:w="60"/>
+              <w:left w:type="dxa" w:w="90"/>
+              <w:bottom w:type="dxa" w:w="60"/>
+              <w:right w:type="dxa" w:w="90"/>
+            </w:tcMar>
+            <w:vAlign w:val="center"/>
+          </w:tcPr>
+          <w:p>
+            <w:pPr>
+              <w:spacing w:after="0" w:line="260"/>
+            </w:pPr>
+            <w:r>
+              <w:rPr>
+                <w:rFonts w:ascii="Microsoft JhengHei" w:cs="Microsoft JhengHei" w:eastAsia="Microsoft JhengHei" w:hAnsi="Microsoft JhengHei"/>
+                <w:b w:val="false"/>
+                <w:bCs w:val="false"/>
+                <w:i w:val="false"/>
+                <w:iCs w:val="false"/>
+                <w:sz w:val="18"/>
+                <w:szCs w:val="18"/>
+              </w:rPr>
+              <w:t xml:space="preserve">通路負擔分期手數料約 ¥3,893/台</w:t>
+            </w:r>
+          </w:p>
+        </w:tc>
+      </w:tr>
+      <w:tr>
+        <w:tc>
+          <w:tcPr>
+            <w:tcW w:type="dxa" w:w="2120"/>
+            <w:shd w:fill="F2F2F2" w:color="auto" w:val="clear"/>
+            <w:tcMar>
+              <w:top w:type="dxa" w:w="60"/>
+              <w:left w:type="dxa" w:w="90"/>
+              <w:bottom w:type="dxa" w:w="60"/>
+              <w:right w:type="dxa" w:w="90"/>
+            </w:tcMar>
+            <w:vAlign w:val="center"/>
+          </w:tcPr>
+          <w:p>
+            <w:pPr>
+              <w:spacing w:after="0" w:line="260"/>
+            </w:pPr>
+            <w:r>
+              <w:rPr>
+                <w:rFonts w:ascii="Microsoft JhengHei" w:cs="Microsoft JhengHei" w:eastAsia="Microsoft JhengHei" w:hAnsi="Microsoft JhengHei"/>
+                <w:b w:val="false"/>
+                <w:bCs w:val="false"/>
+                <w:i w:val="false"/>
+                <w:iCs w:val="false"/>
+                <w:sz w:val="18"/>
+                <w:szCs w:val="18"/>
+              </w:rPr>
+              <w:t xml:space="preserve">② 法人通路（B2B2C）</w:t>
+            </w:r>
+          </w:p>
+        </w:tc>
+        <w:tc>
+          <w:tcPr>
+            <w:tcW w:type="dxa" w:w="964"/>
+            <w:shd w:fill="F2F2F2" w:color="auto" w:val="clear"/>
+            <w:tcMar>
+              <w:top w:type="dxa" w:w="60"/>
+              <w:left w:type="dxa" w:w="90"/>
+              <w:bottom w:type="dxa" w:w="60"/>
+              <w:right w:type="dxa" w:w="90"/>
+            </w:tcMar>
+            <w:vAlign w:val="center"/>
+          </w:tcPr>
+          <w:p>
+            <w:pPr>
+              <w:spacing w:after="0" w:line="260"/>
+              <w:jc w:val="right"/>
+            </w:pPr>
+            <w:r>
+              <w:rPr>
+                <w:rFonts w:ascii="Microsoft JhengHei" w:cs="Microsoft JhengHei" w:eastAsia="Microsoft JhengHei" w:hAnsi="Microsoft JhengHei"/>
+                <w:b w:val="false"/>
+                <w:bCs w:val="false"/>
+                <w:i w:val="false"/>
+                <w:iCs w:val="false"/>
+                <w:sz w:val="18"/>
+                <w:szCs w:val="18"/>
+              </w:rPr>
+              <w:t xml:space="preserve">¥1,280</w:t>
+            </w:r>
+          </w:p>
+        </w:tc>
+        <w:tc>
+          <w:tcPr>
+            <w:tcW w:type="dxa" w:w="867"/>
+            <w:shd w:fill="F2F2F2" w:color="auto" w:val="clear"/>
+            <w:tcMar>
+              <w:top w:type="dxa" w:w="60"/>
+              <w:left w:type="dxa" w:w="90"/>
+              <w:bottom w:type="dxa" w:w="60"/>
+              <w:right w:type="dxa" w:w="90"/>
+            </w:tcMar>
+            <w:vAlign w:val="center"/>
+          </w:tcPr>
+          <w:p>
+            <w:pPr>
+              <w:spacing w:after="0" w:line="260"/>
+              <w:jc w:val="right"/>
+            </w:pPr>
+            <w:r>
+              <w:rPr>
+                <w:rFonts w:ascii="Microsoft JhengHei" w:cs="Microsoft JhengHei" w:eastAsia="Microsoft JhengHei" w:hAnsi="Microsoft JhengHei"/>
+                <w:b w:val="false"/>
+                <w:bCs w:val="false"/>
+                <w:i w:val="false"/>
+                <w:iCs w:val="false"/>
+                <w:sz w:val="18"/>
+                <w:szCs w:val="18"/>
+              </w:rPr>
+              <w:t xml:space="preserve">1%</w:t>
+            </w:r>
+          </w:p>
+        </w:tc>
+        <w:tc>
+          <w:tcPr>
+            <w:tcW w:type="dxa" w:w="867"/>
+            <w:shd w:fill="F2F2F2" w:color="auto" w:val="clear"/>
+            <w:tcMar>
+              <w:top w:type="dxa" w:w="60"/>
+              <w:left w:type="dxa" w:w="90"/>
+              <w:bottom w:type="dxa" w:w="60"/>
+              <w:right w:type="dxa" w:w="90"/>
+            </w:tcMar>
+            <w:vAlign w:val="center"/>
+          </w:tcPr>
+          <w:p>
+            <w:pPr>
+              <w:spacing w:after="0" w:line="260"/>
+              <w:jc w:val="right"/>
+            </w:pPr>
+            <w:r>
+              <w:rPr>
+                <w:rFonts w:ascii="Microsoft JhengHei" w:cs="Microsoft JhengHei" w:eastAsia="Microsoft JhengHei" w:hAnsi="Microsoft JhengHei"/>
+                <w:b w:val="false"/>
+                <w:bCs w:val="false"/>
+                <w:i w:val="false"/>
+                <w:iCs w:val="false"/>
+                <w:sz w:val="18"/>
+                <w:szCs w:val="18"/>
+              </w:rPr>
+              <w:t xml:space="preserve">¥1,000</w:t>
+            </w:r>
+          </w:p>
+        </w:tc>
+        <w:tc>
+          <w:tcPr>
+            <w:tcW w:type="dxa" w:w="1349"/>
+            <w:shd w:fill="F2F2F2" w:color="auto" w:val="clear"/>
+            <w:tcMar>
+              <w:top w:type="dxa" w:w="60"/>
+              <w:left w:type="dxa" w:w="90"/>
+              <w:bottom w:type="dxa" w:w="60"/>
+              <w:right w:type="dxa" w:w="90"/>
+            </w:tcMar>
+            <w:vAlign w:val="center"/>
+          </w:tcPr>
+          <w:p>
+            <w:pPr>
+              <w:spacing w:after="0" w:line="260"/>
+              <w:jc w:val="right"/>
+            </w:pPr>
+            <w:r>
+              <w:rPr>
+                <w:rFonts w:ascii="Microsoft JhengHei" w:cs="Microsoft JhengHei" w:eastAsia="Microsoft JhengHei" w:hAnsi="Microsoft JhengHei"/>
+                <w:b w:val="false"/>
+                <w:bCs w:val="false"/>
+                <w:i w:val="false"/>
+                <w:iCs w:val="false"/>
+                <w:sz w:val="18"/>
+                <w:szCs w:val="18"/>
+              </w:rPr>
+              <w:t xml:space="preserve">+¥13,992</w:t>
+            </w:r>
+          </w:p>
+        </w:tc>
+        <w:tc>
+          <w:tcPr>
+            <w:tcW w:type="dxa" w:w="3471"/>
+            <w:shd w:fill="F2F2F2" w:color="auto" w:val="clear"/>
+            <w:tcMar>
+              <w:top w:type="dxa" w:w="60"/>
+              <w:left w:type="dxa" w:w="90"/>
+              <w:bottom w:type="dxa" w:w="60"/>
+              <w:right w:type="dxa" w:w="90"/>
+            </w:tcMar>
+            <w:vAlign w:val="center"/>
+          </w:tcPr>
+          <w:p>
+            <w:pPr>
+              <w:spacing w:after="0" w:line="260"/>
+            </w:pPr>
+            <w:r>
+              <w:rPr>
+                <w:rFonts w:ascii="Microsoft JhengHei" w:cs="Microsoft JhengHei" w:eastAsia="Microsoft JhengHei" w:hAnsi="Microsoft JhengHei"/>
+                <w:b w:val="false"/>
+                <w:bCs w:val="false"/>
+                <w:i w:val="false"/>
+                <w:iCs w:val="false"/>
+                <w:sz w:val="18"/>
+                <w:szCs w:val="18"/>
+              </w:rPr>
+              <w:t xml:space="preserve">公司統一請款；Yamaha PAS リース 3 台起、NORUDE for Biz、Handy 為現成對照</w:t>
+            </w:r>
+          </w:p>
+        </w:tc>
+      </w:tr>
+      <w:tr>
+        <w:tc>
+          <w:tcPr>
+            <w:tcW w:type="dxa" w:w="2120"/>
+            <w:tcMar>
+              <w:top w:type="dxa" w:w="60"/>
+              <w:left w:type="dxa" w:w="90"/>
+              <w:bottom w:type="dxa" w:w="60"/>
+              <w:right w:type="dxa" w:w="90"/>
+            </w:tcMar>
+            <w:vAlign w:val="center"/>
+          </w:tcPr>
+          <w:p>
+            <w:pPr>
+              <w:spacing w:after="0" w:line="260"/>
+            </w:pPr>
+            <w:r>
+              <w:rPr>
+                <w:rFonts w:ascii="Microsoft JhengHei" w:cs="Microsoft JhengHei" w:eastAsia="Microsoft JhengHei" w:hAnsi="Microsoft JhengHei"/>
+                <w:b w:val="false"/>
+                <w:bCs w:val="false"/>
+                <w:i w:val="false"/>
+                <w:iCs w:val="false"/>
+                <w:sz w:val="18"/>
+                <w:szCs w:val="18"/>
+              </w:rPr>
+              <w:t xml:space="preserve">③ ふるさと納税</w:t>
+            </w:r>
+          </w:p>
+        </w:tc>
+        <w:tc>
+          <w:tcPr>
+            <w:tcW w:type="dxa" w:w="964"/>
+            <w:tcMar>
+              <w:top w:type="dxa" w:w="60"/>
+              <w:left w:type="dxa" w:w="90"/>
+              <w:bottom w:type="dxa" w:w="60"/>
+              <w:right w:type="dxa" w:w="90"/>
+            </w:tcMar>
+            <w:vAlign w:val="center"/>
+          </w:tcPr>
+          <w:p>
+            <w:pPr>
+              <w:spacing w:after="0" w:line="260"/>
+              <w:jc w:val="right"/>
+            </w:pPr>
+            <w:r>
+              <w:rPr>
+                <w:rFonts w:ascii="Microsoft JhengHei" w:cs="Microsoft JhengHei" w:eastAsia="Microsoft JhengHei" w:hAnsi="Microsoft JhengHei"/>
+                <w:b w:val="false"/>
+                <w:bCs w:val="false"/>
+                <w:i w:val="false"/>
+                <w:iCs w:val="false"/>
+                <w:sz w:val="18"/>
+                <w:szCs w:val="18"/>
+              </w:rPr>
+              <w:t xml:space="preserve">¥1,280</w:t>
+            </w:r>
+          </w:p>
+        </w:tc>
+        <w:tc>
+          <w:tcPr>
+            <w:tcW w:type="dxa" w:w="867"/>
+            <w:tcMar>
+              <w:top w:type="dxa" w:w="60"/>
+              <w:left w:type="dxa" w:w="90"/>
+              <w:bottom w:type="dxa" w:w="60"/>
+              <w:right w:type="dxa" w:w="90"/>
+            </w:tcMar>
+            <w:vAlign w:val="center"/>
+          </w:tcPr>
+          <w:p>
+            <w:pPr>
+              <w:spacing w:after="0" w:line="260"/>
+              <w:jc w:val="right"/>
+            </w:pPr>
+            <w:r>
+              <w:rPr>
+                <w:rFonts w:ascii="Microsoft JhengHei" w:cs="Microsoft JhengHei" w:eastAsia="Microsoft JhengHei" w:hAnsi="Microsoft JhengHei"/>
+                <w:b w:val="false"/>
+                <w:bCs w:val="false"/>
+                <w:i w:val="false"/>
+                <w:iCs w:val="false"/>
+                <w:sz w:val="18"/>
+                <w:szCs w:val="18"/>
+              </w:rPr>
+              <w:t xml:space="preserve">3%</w:t>
+            </w:r>
+          </w:p>
+        </w:tc>
+        <w:tc>
+          <w:tcPr>
+            <w:tcW w:type="dxa" w:w="867"/>
+            <w:tcMar>
+              <w:top w:type="dxa" w:w="60"/>
+              <w:left w:type="dxa" w:w="90"/>
+              <w:bottom w:type="dxa" w:w="60"/>
+              <w:right w:type="dxa" w:w="90"/>
+            </w:tcMar>
+            <w:vAlign w:val="center"/>
+          </w:tcPr>
+          <w:p>
+            <w:pPr>
+              <w:spacing w:after="0" w:line="260"/>
+              <w:jc w:val="right"/>
+            </w:pPr>
+            <w:r>
+              <w:rPr>
+                <w:rFonts w:ascii="Microsoft JhengHei" w:cs="Microsoft JhengHei" w:eastAsia="Microsoft JhengHei" w:hAnsi="Microsoft JhengHei"/>
+                <w:b w:val="false"/>
+                <w:bCs w:val="false"/>
+                <w:i w:val="false"/>
+                <w:iCs w:val="false"/>
+                <w:sz w:val="18"/>
+                <w:szCs w:val="18"/>
+              </w:rPr>
+              <w:t xml:space="preserve">0</w:t>
+            </w:r>
+          </w:p>
+        </w:tc>
+        <w:tc>
+          <w:tcPr>
+            <w:tcW w:type="dxa" w:w="1349"/>
+            <w:tcMar>
+              <w:top w:type="dxa" w:w="60"/>
+              <w:left w:type="dxa" w:w="90"/>
+              <w:bottom w:type="dxa" w:w="60"/>
+              <w:right w:type="dxa" w:w="90"/>
+            </w:tcMar>
+            <w:vAlign w:val="center"/>
+          </w:tcPr>
+          <w:p>
+            <w:pPr>
+              <w:spacing w:after="0" w:line="260"/>
+              <w:jc w:val="right"/>
+            </w:pPr>
+            <w:r>
+              <w:rPr>
+                <w:rFonts w:ascii="Microsoft JhengHei" w:cs="Microsoft JhengHei" w:eastAsia="Microsoft JhengHei" w:hAnsi="Microsoft JhengHei"/>
+                <w:b w:val="false"/>
+                <w:bCs w:val="false"/>
+                <w:i w:val="false"/>
+                <w:iCs w:val="false"/>
+                <w:sz w:val="18"/>
+                <w:szCs w:val="18"/>
+              </w:rPr>
+              <w:t xml:space="preserve">+¥14,154</w:t>
+            </w:r>
+          </w:p>
+        </w:tc>
+        <w:tc>
+          <w:tcPr>
+            <w:tcW w:type="dxa" w:w="3471"/>
+            <w:tcMar>
+              <w:top w:type="dxa" w:w="60"/>
+              <w:left w:type="dxa" w:w="90"/>
+              <w:bottom w:type="dxa" w:w="60"/>
+              <w:right w:type="dxa" w:w="90"/>
+            </w:tcMar>
+            <w:vAlign w:val="center"/>
+          </w:tcPr>
+          <w:p>
+            <w:pPr>
+              <w:spacing w:after="0" w:line="260"/>
+            </w:pPr>
+            <w:r>
+              <w:rPr>
+                <w:rFonts w:ascii="Microsoft JhengHei" w:cs="Microsoft JhengHei" w:eastAsia="Microsoft JhengHei" w:hAnsi="Microsoft JhengHei"/>
+                <w:b w:val="false"/>
+                <w:bCs w:val="false"/>
+                <w:i w:val="false"/>
+                <w:iCs w:val="false"/>
+                <w:sz w:val="18"/>
+                <w:szCs w:val="18"/>
+              </w:rPr>
+              <w:t xml:space="preserve">自治體通路 CAC 為零，但需在地組裝加價、首年訂閱以躉售價賣給自治體</w:t>
+            </w:r>
+          </w:p>
+        </w:tc>
+      </w:tr>
+    </w:tbl>
+    <w:p>
+      <w:pPr>
+        <w:spacing w:after="60"/>
+      </w:pPr>
+    </w:p>
+    <w:p>
+      <w:pPr>
+        <w:spacing w:after="120" w:line="300"/>
+      </w:pPr>
+      <w:r>
+        <w:rPr>
+          <w:rFonts w:ascii="Microsoft JhengHei" w:cs="Microsoft JhengHei" w:eastAsia="Microsoft JhengHei" w:hAnsi="Microsoft JhengHei"/>
+          <w:b w:val="false"/>
+          <w:bCs w:val="false"/>
+          <w:i w:val="false"/>
+          <w:iCs w:val="false"/>
+          <w:sz w:val="20"/>
+          <w:szCs w:val="20"/>
+        </w:rPr>
+        <w:t xml:space="preserve">法人通路每戶比 B2C 多 ¥2,838，來源是呆帳與 CAC 的下降。這正是 V3 分頁 9 對 NORUDE 的觀察：它的獲客靠小田急、関西電力、物管與 Wolt 等 B2B2C 通路，CAC 趨近零。對本案最順的結構是「公司付電池訂閱、員工自買車體」：電池月費金額小、課稅影響小，員工端則享受車體歸己；公司端現物給與的認定須請日本稅務師確認。</w:t>
+      </w:r>
+    </w:p>
+    <w:p>
+      <w:pPr>
+        <w:pStyle w:val="Heading2"/>
+        <w:spacing w:after="100" w:before="220"/>
+      </w:pPr>
+      <w:r>
+        <w:rPr>
+          <w:rFonts w:ascii="Microsoft JhengHei" w:cs="Microsoft JhengHei" w:eastAsia="Microsoft JhengHei" w:hAnsi="Microsoft JhengHei"/>
+          <w:b/>
+          <w:bCs/>
+          <w:i w:val="false"/>
+          <w:iCs w:val="false"/>
+          <w:color w:val="1F3864"/>
+          <w:sz w:val="23"/>
+          <w:szCs w:val="23"/>
+        </w:rPr>
+        <w:t xml:space="preserve">6.3 ふるさと納税：算術上不划算的一條</w:t>
+      </w:r>
+    </w:p>
+    <w:tbl>
+      <w:tblPr>
+        <w:tblW w:type="dxa" w:w="9638"/>
+        <w:tblBorders>
+          <w:top w:val="single" w:color="BFBFBF" w:sz="4"/>
+          <w:left w:val="single" w:color="BFBFBF" w:sz="4"/>
+          <w:bottom w:val="single" w:color="BFBFBF" w:sz="4"/>
+          <w:right w:val="single" w:color="BFBFBF" w:sz="4"/>
+          <w:insideH w:val="single" w:color="BFBFBF" w:sz="4"/>
+          <w:insideV w:val="single" w:color="BFBFBF" w:sz="4"/>
+        </w:tblBorders>
+        <w:tblLayout w:type="fixed"/>
+      </w:tblPr>
+      <w:tblGrid>
+        <w:gridCol w:w="3855"/>
+        <w:gridCol w:w="1542"/>
+        <w:gridCol w:w="4241"/>
+      </w:tblGrid>
+      <w:tr>
+        <w:trPr>
+          <w:tblHeader/>
+        </w:trPr>
+        <w:tc>
+          <w:tcPr>
+            <w:tcW w:type="dxa" w:w="3855"/>
+            <w:shd w:fill="1F3864" w:color="auto" w:val="clear"/>
+            <w:tcMar>
+              <w:top w:type="dxa" w:w="60"/>
+              <w:left w:type="dxa" w:w="90"/>
+              <w:bottom w:type="dxa" w:w="60"/>
+              <w:right w:type="dxa" w:w="90"/>
+            </w:tcMar>
+            <w:vAlign w:val="center"/>
+          </w:tcPr>
+          <w:p>
+            <w:pPr>
+              <w:spacing w:after="0" w:line="260"/>
+            </w:pPr>
+            <w:r>
+              <w:rPr>
+                <w:rFonts w:ascii="Microsoft JhengHei" w:cs="Microsoft JhengHei" w:eastAsia="Microsoft JhengHei" w:hAnsi="Microsoft JhengHei"/>
+                <w:b/>
+                <w:bCs/>
+                <w:i w:val="false"/>
+                <w:iCs w:val="false"/>
+                <w:color w:val="FFFFFF"/>
+                <w:sz w:val="18"/>
+                <w:szCs w:val="18"/>
+              </w:rPr>
+              <w:t xml:space="preserve">項目</w:t>
+            </w:r>
+          </w:p>
+        </w:tc>
+        <w:tc>
+          <w:tcPr>
+            <w:tcW w:type="dxa" w:w="1542"/>
+            <w:shd w:fill="1F3864" w:color="auto" w:val="clear"/>
+            <w:tcMar>
+              <w:top w:type="dxa" w:w="60"/>
+              <w:left w:type="dxa" w:w="90"/>
+              <w:bottom w:type="dxa" w:w="60"/>
+              <w:right w:type="dxa" w:w="90"/>
+            </w:tcMar>
+            <w:vAlign w:val="center"/>
+          </w:tcPr>
+          <w:p>
+            <w:pPr>
+              <w:spacing w:after="0" w:line="260"/>
+              <w:jc w:val="center"/>
+            </w:pPr>
+            <w:r>
+              <w:rPr>
+                <w:rFonts w:ascii="Microsoft JhengHei" w:cs="Microsoft JhengHei" w:eastAsia="Microsoft JhengHei" w:hAnsi="Microsoft JhengHei"/>
+                <w:b/>
+                <w:bCs/>
+                <w:i w:val="false"/>
+                <w:iCs w:val="false"/>
+                <w:color w:val="FFFFFF"/>
+                <w:sz w:val="18"/>
+                <w:szCs w:val="18"/>
+              </w:rPr>
+              <w:t xml:space="preserve">值</w:t>
+            </w:r>
+          </w:p>
+        </w:tc>
+        <w:tc>
+          <w:tcPr>
+            <w:tcW w:type="dxa" w:w="4241"/>
+            <w:shd w:fill="1F3864" w:color="auto" w:val="clear"/>
+            <w:tcMar>
+              <w:top w:type="dxa" w:w="60"/>
+              <w:left w:type="dxa" w:w="90"/>
+              <w:bottom w:type="dxa" w:w="60"/>
+              <w:right w:type="dxa" w:w="90"/>
+            </w:tcMar>
+            <w:vAlign w:val="center"/>
+          </w:tcPr>
+          <w:p>
+            <w:pPr>
+              <w:spacing w:after="0" w:line="260"/>
+              <w:jc w:val="center"/>
+            </w:pPr>
+            <w:r>
+              <w:rPr>
+                <w:rFonts w:ascii="Microsoft JhengHei" w:cs="Microsoft JhengHei" w:eastAsia="Microsoft JhengHei" w:hAnsi="Microsoft JhengHei"/>
+                <w:b/>
+                <w:bCs/>
+                <w:i w:val="false"/>
+                <w:iCs w:val="false"/>
+                <w:color w:val="FFFFFF"/>
+                <w:sz w:val="18"/>
+                <w:szCs w:val="18"/>
+              </w:rPr>
+              <w:t xml:space="preserve">說明</w:t>
+            </w:r>
+          </w:p>
+        </w:tc>
+      </w:tr>
+      <w:tr>
+        <w:tc>
+          <w:tcPr>
+            <w:tcW w:type="dxa" w:w="3855"/>
+            <w:tcMar>
+              <w:top w:type="dxa" w:w="60"/>
+              <w:left w:type="dxa" w:w="90"/>
+              <w:bottom w:type="dxa" w:w="60"/>
+              <w:right w:type="dxa" w:w="90"/>
+            </w:tcMar>
+            <w:vAlign w:val="center"/>
+          </w:tcPr>
+          <w:p>
+            <w:pPr>
+              <w:spacing w:after="0" w:line="260"/>
+            </w:pPr>
+            <w:r>
+              <w:rPr>
+                <w:rFonts w:ascii="Microsoft JhengHei" w:cs="Microsoft JhengHei" w:eastAsia="Microsoft JhengHei" w:hAnsi="Microsoft JhengHei"/>
+                <w:b w:val="false"/>
+                <w:bCs w:val="false"/>
+                <w:i w:val="false"/>
+                <w:iCs w:val="false"/>
+                <w:sz w:val="18"/>
+                <w:szCs w:val="18"/>
+              </w:rPr>
+              <w:t xml:space="preserve">返礼品價值（車體 + 首年電池訂閱 + 在地組裝加價 ¥6,000）</w:t>
+            </w:r>
+          </w:p>
+        </w:tc>
+        <w:tc>
+          <w:tcPr>
+            <w:tcW w:type="dxa" w:w="1542"/>
+            <w:tcMar>
+              <w:top w:type="dxa" w:w="60"/>
+              <w:left w:type="dxa" w:w="90"/>
+              <w:bottom w:type="dxa" w:w="60"/>
+              <w:right w:type="dxa" w:w="90"/>
+            </w:tcMar>
+            <w:vAlign w:val="center"/>
+          </w:tcPr>
+          <w:p>
+            <w:pPr>
+              <w:spacing w:after="0" w:line="260"/>
+              <w:jc w:val="right"/>
+            </w:pPr>
+            <w:r>
+              <w:rPr>
+                <w:rFonts w:ascii="Microsoft JhengHei" w:cs="Microsoft JhengHei" w:eastAsia="Microsoft JhengHei" w:hAnsi="Microsoft JhengHei"/>
+                <w:b w:val="false"/>
+                <w:bCs w:val="false"/>
+                <w:i w:val="false"/>
+                <w:iCs w:val="false"/>
+                <w:sz w:val="18"/>
+                <w:szCs w:val="18"/>
+              </w:rPr>
+              <w:t xml:space="preserve">¥70,026</w:t>
+            </w:r>
+          </w:p>
+        </w:tc>
+        <w:tc>
+          <w:tcPr>
+            <w:tcW w:type="dxa" w:w="4241"/>
+            <w:tcMar>
+              <w:top w:type="dxa" w:w="60"/>
+              <w:left w:type="dxa" w:w="90"/>
+              <w:bottom w:type="dxa" w:w="60"/>
+              <w:right w:type="dxa" w:w="90"/>
+            </w:tcMar>
+            <w:vAlign w:val="center"/>
+          </w:tcPr>
+          <w:p>
+            <w:pPr>
+              <w:spacing w:after="0" w:line="260"/>
+            </w:pPr>
+            <w:r>
+              <w:rPr>
+                <w:rFonts w:ascii="Microsoft JhengHei" w:cs="Microsoft JhengHei" w:eastAsia="Microsoft JhengHei" w:hAnsi="Microsoft JhengHei"/>
+                <w:b w:val="false"/>
+                <w:bCs w:val="false"/>
+                <w:i w:val="false"/>
+                <w:iCs w:val="false"/>
+                <w:sz w:val="18"/>
+                <w:szCs w:val="18"/>
+              </w:rPr>
+              <w:t xml:space="preserve">以零售價計</w:t>
+            </w:r>
+          </w:p>
+        </w:tc>
+      </w:tr>
+      <w:tr>
+        <w:tc>
+          <w:tcPr>
+            <w:tcW w:type="dxa" w:w="3855"/>
+            <w:shd w:fill="F2F2F2" w:color="auto" w:val="clear"/>
+            <w:tcMar>
+              <w:top w:type="dxa" w:w="60"/>
+              <w:left w:type="dxa" w:w="90"/>
+              <w:bottom w:type="dxa" w:w="60"/>
+              <w:right w:type="dxa" w:w="90"/>
+            </w:tcMar>
+            <w:vAlign w:val="center"/>
+          </w:tcPr>
+          <w:p>
+            <w:pPr>
+              <w:spacing w:after="0" w:line="260"/>
+            </w:pPr>
+            <w:r>
+              <w:rPr>
+                <w:rFonts w:ascii="Microsoft JhengHei" w:cs="Microsoft JhengHei" w:eastAsia="Microsoft JhengHei" w:hAnsi="Microsoft JhengHei"/>
+                <w:b w:val="false"/>
+                <w:bCs w:val="false"/>
+                <w:i w:val="false"/>
+                <w:iCs w:val="false"/>
+                <w:sz w:val="18"/>
+                <w:szCs w:val="18"/>
+              </w:rPr>
+              <w:t xml:space="preserve">所需寄付額（÷ 30%）</w:t>
+            </w:r>
+          </w:p>
+        </w:tc>
+        <w:tc>
+          <w:tcPr>
+            <w:tcW w:type="dxa" w:w="1542"/>
+            <w:shd w:fill="F2F2F2" w:color="auto" w:val="clear"/>
+            <w:tcMar>
+              <w:top w:type="dxa" w:w="60"/>
+              <w:left w:type="dxa" w:w="90"/>
+              <w:bottom w:type="dxa" w:w="60"/>
+              <w:right w:type="dxa" w:w="90"/>
+            </w:tcMar>
+            <w:vAlign w:val="center"/>
+          </w:tcPr>
+          <w:p>
+            <w:pPr>
+              <w:spacing w:after="0" w:line="260"/>
+              <w:jc w:val="right"/>
+            </w:pPr>
+            <w:r>
+              <w:rPr>
+                <w:rFonts w:ascii="Microsoft JhengHei" w:cs="Microsoft JhengHei" w:eastAsia="Microsoft JhengHei" w:hAnsi="Microsoft JhengHei"/>
+                <w:b w:val="false"/>
+                <w:bCs w:val="false"/>
+                <w:i w:val="false"/>
+                <w:iCs w:val="false"/>
+                <w:sz w:val="18"/>
+                <w:szCs w:val="18"/>
+              </w:rPr>
+              <w:t xml:space="preserve">¥233,420</w:t>
+            </w:r>
+          </w:p>
+        </w:tc>
+        <w:tc>
+          <w:tcPr>
+            <w:tcW w:type="dxa" w:w="4241"/>
+            <w:shd w:fill="F2F2F2" w:color="auto" w:val="clear"/>
+            <w:tcMar>
+              <w:top w:type="dxa" w:w="60"/>
+              <w:left w:type="dxa" w:w="90"/>
+              <w:bottom w:type="dxa" w:w="60"/>
+              <w:right w:type="dxa" w:w="90"/>
+            </w:tcMar>
+            <w:vAlign w:val="center"/>
+          </w:tcPr>
+          <w:p>
+            <w:pPr>
+              <w:spacing w:after="0" w:line="260"/>
+            </w:pPr>
+            <w:r>
+              <w:rPr>
+                <w:rFonts w:ascii="Microsoft JhengHei" w:cs="Microsoft JhengHei" w:eastAsia="Microsoft JhengHei" w:hAnsi="Microsoft JhengHei"/>
+                <w:b w:val="false"/>
+                <w:bCs w:val="false"/>
+                <w:i w:val="false"/>
+                <w:iCs w:val="false"/>
+                <w:sz w:val="18"/>
+                <w:szCs w:val="18"/>
+              </w:rPr>
+              <w:t xml:space="preserve">總務省 3 割規則</w:t>
+            </w:r>
+          </w:p>
+        </w:tc>
+      </w:tr>
+      <w:tr>
+        <w:tc>
+          <w:tcPr>
+            <w:tcW w:type="dxa" w:w="3855"/>
+            <w:tcMar>
+              <w:top w:type="dxa" w:w="60"/>
+              <w:left w:type="dxa" w:w="90"/>
+              <w:bottom w:type="dxa" w:w="60"/>
+              <w:right w:type="dxa" w:w="90"/>
+            </w:tcMar>
+            <w:vAlign w:val="center"/>
+          </w:tcPr>
+          <w:p>
+            <w:pPr>
+              <w:spacing w:after="0" w:line="260"/>
+            </w:pPr>
+            <w:r>
+              <w:rPr>
+                <w:rFonts w:ascii="Microsoft JhengHei" w:cs="Microsoft JhengHei" w:eastAsia="Microsoft JhengHei" w:hAnsi="Microsoft JhengHei"/>
+                <w:b w:val="false"/>
+                <w:bCs w:val="false"/>
+                <w:i w:val="false"/>
+                <w:iCs w:val="false"/>
+                <w:sz w:val="18"/>
+                <w:szCs w:val="18"/>
+              </w:rPr>
+              <w:t xml:space="preserve">年收 500 萬圓控除上限（概算）</w:t>
+            </w:r>
+          </w:p>
+        </w:tc>
+        <w:tc>
+          <w:tcPr>
+            <w:tcW w:type="dxa" w:w="1542"/>
+            <w:tcMar>
+              <w:top w:type="dxa" w:w="60"/>
+              <w:left w:type="dxa" w:w="90"/>
+              <w:bottom w:type="dxa" w:w="60"/>
+              <w:right w:type="dxa" w:w="90"/>
+            </w:tcMar>
+            <w:vAlign w:val="center"/>
+          </w:tcPr>
+          <w:p>
+            <w:pPr>
+              <w:spacing w:after="0" w:line="260"/>
+              <w:jc w:val="right"/>
+            </w:pPr>
+            <w:r>
+              <w:rPr>
+                <w:rFonts w:ascii="Microsoft JhengHei" w:cs="Microsoft JhengHei" w:eastAsia="Microsoft JhengHei" w:hAnsi="Microsoft JhengHei"/>
+                <w:b w:val="false"/>
+                <w:bCs w:val="false"/>
+                <w:i w:val="false"/>
+                <w:iCs w:val="false"/>
+                <w:sz w:val="18"/>
+                <w:szCs w:val="18"/>
+              </w:rPr>
+              <w:t xml:space="preserve">¥61,000</w:t>
+            </w:r>
+          </w:p>
+        </w:tc>
+        <w:tc>
+          <w:tcPr>
+            <w:tcW w:type="dxa" w:w="4241"/>
+            <w:tcMar>
+              <w:top w:type="dxa" w:w="60"/>
+              <w:left w:type="dxa" w:w="90"/>
+              <w:bottom w:type="dxa" w:w="60"/>
+              <w:right w:type="dxa" w:w="90"/>
+            </w:tcMar>
+            <w:vAlign w:val="center"/>
+          </w:tcPr>
+          <w:p>
+            <w:pPr>
+              <w:spacing w:after="0" w:line="260"/>
+            </w:pPr>
+            <w:r>
+              <w:rPr>
+                <w:rFonts w:ascii="Microsoft JhengHei" w:cs="Microsoft JhengHei" w:eastAsia="Microsoft JhengHei" w:hAnsi="Microsoft JhengHei"/>
+                <w:b w:val="false"/>
+                <w:bCs w:val="false"/>
+                <w:i w:val="false"/>
+                <w:iCs w:val="false"/>
+                <w:sz w:val="18"/>
+                <w:szCs w:val="18"/>
+              </w:rPr>
+              <w:t xml:space="preserve">超出 ¥172,420 須自付</w:t>
+            </w:r>
+          </w:p>
+        </w:tc>
+      </w:tr>
+      <w:tr>
+        <w:tc>
+          <w:tcPr>
+            <w:tcW w:type="dxa" w:w="3855"/>
+            <w:shd w:fill="F2F2F2" w:color="auto" w:val="clear"/>
+            <w:tcMar>
+              <w:top w:type="dxa" w:w="60"/>
+              <w:left w:type="dxa" w:w="90"/>
+              <w:bottom w:type="dxa" w:w="60"/>
+              <w:right w:type="dxa" w:w="90"/>
+            </w:tcMar>
+            <w:vAlign w:val="center"/>
+          </w:tcPr>
+          <w:p>
+            <w:pPr>
+              <w:spacing w:after="0" w:line="260"/>
+            </w:pPr>
+            <w:r>
+              <w:rPr>
+                <w:rFonts w:ascii="Microsoft JhengHei" w:cs="Microsoft JhengHei" w:eastAsia="Microsoft JhengHei" w:hAnsi="Microsoft JhengHei"/>
+                <w:b w:val="false"/>
+                <w:bCs w:val="false"/>
+                <w:i w:val="false"/>
+                <w:iCs w:val="false"/>
+                <w:sz w:val="18"/>
+                <w:szCs w:val="18"/>
+              </w:rPr>
+              <w:t xml:space="preserve">年收 1,000 萬圓控除上限（概算）</w:t>
+            </w:r>
+          </w:p>
+        </w:tc>
+        <w:tc>
+          <w:tcPr>
+            <w:tcW w:type="dxa" w:w="1542"/>
+            <w:shd w:fill="F2F2F2" w:color="auto" w:val="clear"/>
+            <w:tcMar>
+              <w:top w:type="dxa" w:w="60"/>
+              <w:left w:type="dxa" w:w="90"/>
+              <w:bottom w:type="dxa" w:w="60"/>
+              <w:right w:type="dxa" w:w="90"/>
+            </w:tcMar>
+            <w:vAlign w:val="center"/>
+          </w:tcPr>
+          <w:p>
+            <w:pPr>
+              <w:spacing w:after="0" w:line="260"/>
+              <w:jc w:val="right"/>
+            </w:pPr>
+            <w:r>
+              <w:rPr>
+                <w:rFonts w:ascii="Microsoft JhengHei" w:cs="Microsoft JhengHei" w:eastAsia="Microsoft JhengHei" w:hAnsi="Microsoft JhengHei"/>
+                <w:b w:val="false"/>
+                <w:bCs w:val="false"/>
+                <w:i w:val="false"/>
+                <w:iCs w:val="false"/>
+                <w:sz w:val="18"/>
+                <w:szCs w:val="18"/>
+              </w:rPr>
+              <w:t xml:space="preserve">¥176,000</w:t>
+            </w:r>
+          </w:p>
+        </w:tc>
+        <w:tc>
+          <w:tcPr>
+            <w:tcW w:type="dxa" w:w="4241"/>
+            <w:shd w:fill="F2F2F2" w:color="auto" w:val="clear"/>
+            <w:tcMar>
+              <w:top w:type="dxa" w:w="60"/>
+              <w:left w:type="dxa" w:w="90"/>
+              <w:bottom w:type="dxa" w:w="60"/>
+              <w:right w:type="dxa" w:w="90"/>
+            </w:tcMar>
+            <w:vAlign w:val="center"/>
+          </w:tcPr>
+          <w:p>
+            <w:pPr>
+              <w:spacing w:after="0" w:line="260"/>
+            </w:pPr>
+            <w:r>
+              <w:rPr>
+                <w:rFonts w:ascii="Microsoft JhengHei" w:cs="Microsoft JhengHei" w:eastAsia="Microsoft JhengHei" w:hAnsi="Microsoft JhengHei"/>
+                <w:b w:val="false"/>
+                <w:bCs w:val="false"/>
+                <w:i w:val="false"/>
+                <w:iCs w:val="false"/>
+                <w:sz w:val="18"/>
+                <w:szCs w:val="18"/>
+              </w:rPr>
+              <w:t xml:space="preserve">超出 ¥57,420 須自付</w:t>
+            </w:r>
+          </w:p>
+        </w:tc>
+      </w:tr>
+      <w:tr>
+        <w:tc>
+          <w:tcPr>
+            <w:tcW w:type="dxa" w:w="3855"/>
+            <w:tcMar>
+              <w:top w:type="dxa" w:w="60"/>
+              <w:left w:type="dxa" w:w="90"/>
+              <w:bottom w:type="dxa" w:w="60"/>
+              <w:right w:type="dxa" w:w="90"/>
+            </w:tcMar>
+            <w:vAlign w:val="center"/>
+          </w:tcPr>
+          <w:p>
+            <w:pPr>
+              <w:spacing w:after="0" w:line="260"/>
+            </w:pPr>
+            <w:r>
+              <w:rPr>
+                <w:rFonts w:ascii="Microsoft JhengHei" w:cs="Microsoft JhengHei" w:eastAsia="Microsoft JhengHei" w:hAnsi="Microsoft JhengHei"/>
+                <w:b w:val="false"/>
+                <w:bCs w:val="false"/>
+                <w:i w:val="false"/>
+                <w:iCs w:val="false"/>
+                <w:sz w:val="18"/>
+                <w:szCs w:val="18"/>
+              </w:rPr>
+              <w:t xml:space="preserve">年收 1,500 萬圓控除上限（概算）</w:t>
+            </w:r>
+          </w:p>
+        </w:tc>
+        <w:tc>
+          <w:tcPr>
+            <w:tcW w:type="dxa" w:w="1542"/>
+            <w:tcMar>
+              <w:top w:type="dxa" w:w="60"/>
+              <w:left w:type="dxa" w:w="90"/>
+              <w:bottom w:type="dxa" w:w="60"/>
+              <w:right w:type="dxa" w:w="90"/>
+            </w:tcMar>
+            <w:vAlign w:val="center"/>
+          </w:tcPr>
+          <w:p>
+            <w:pPr>
+              <w:spacing w:after="0" w:line="260"/>
+              <w:jc w:val="right"/>
+            </w:pPr>
+            <w:r>
+              <w:rPr>
+                <w:rFonts w:ascii="Microsoft JhengHei" w:cs="Microsoft JhengHei" w:eastAsia="Microsoft JhengHei" w:hAnsi="Microsoft JhengHei"/>
+                <w:b w:val="false"/>
+                <w:bCs w:val="false"/>
+                <w:i w:val="false"/>
+                <w:iCs w:val="false"/>
+                <w:sz w:val="18"/>
+                <w:szCs w:val="18"/>
+              </w:rPr>
+              <w:t xml:space="preserve">¥389,000</w:t>
+            </w:r>
+          </w:p>
+        </w:tc>
+        <w:tc>
+          <w:tcPr>
+            <w:tcW w:type="dxa" w:w="4241"/>
+            <w:tcMar>
+              <w:top w:type="dxa" w:w="60"/>
+              <w:left w:type="dxa" w:w="90"/>
+              <w:bottom w:type="dxa" w:w="60"/>
+              <w:right w:type="dxa" w:w="90"/>
+            </w:tcMar>
+            <w:vAlign w:val="center"/>
+          </w:tcPr>
+          <w:p>
+            <w:pPr>
+              <w:spacing w:after="0" w:line="260"/>
+            </w:pPr>
+            <w:r>
+              <w:rPr>
+                <w:rFonts w:ascii="Microsoft JhengHei" w:cs="Microsoft JhengHei" w:eastAsia="Microsoft JhengHei" w:hAnsi="Microsoft JhengHei"/>
+                <w:b w:val="false"/>
+                <w:bCs w:val="false"/>
+                <w:i w:val="false"/>
+                <w:iCs w:val="false"/>
+                <w:sz w:val="18"/>
+                <w:szCs w:val="18"/>
+              </w:rPr>
+              <w:t xml:space="preserve">可全額扣除，消費者實付 ¥2,000</w:t>
+            </w:r>
+          </w:p>
+        </w:tc>
+      </w:tr>
+    </w:tbl>
+    <w:p>
+      <w:pPr>
+        <w:spacing w:after="60"/>
+      </w:pPr>
+    </w:p>
+    <w:p>
+      <w:pPr>
+        <w:spacing w:after="120" w:line="300"/>
+      </w:pPr>
+      <w:r>
+        <w:rPr>
+          <w:rFonts w:ascii="Microsoft JhengHei" w:cs="Microsoft JhengHei" w:eastAsia="Microsoft JhengHei" w:hAnsi="Microsoft JhengHei"/>
+          <w:b w:val="false"/>
+          <w:bCs w:val="false"/>
+          <w:i w:val="false"/>
+          <w:iCs w:val="false"/>
+          <w:sz w:val="20"/>
+          <w:szCs w:val="20"/>
+        </w:rPr>
+        <w:t xml:space="preserve">車體便宜反而讓ふるさと納税不划算：寄付額是產品價值的 3.3 倍，只有年收約 1,300 萬圓以上的家庭能全額扣除。而且返礼品必須是地場產品（Panasonic 靠柏原市工廠、Bridgestone 靠上尾市），達方沒有日本工廠，除非做日本最終組裝並通過「製造主要部分在地」基準。這條路只在「日本組裝 + 鎖定高年收家庭的載童版」時值得評估，不是主通路。</w:t>
+      </w:r>
+    </w:p>
+    <w:p>
+      <w:pPr>
+        <w:pStyle w:val="Heading1"/>
+        <w:spacing w:after="140" w:before="320"/>
+      </w:pPr>
+      <w:r>
+        <w:rPr>
+          <w:rFonts w:ascii="Microsoft JhengHei" w:cs="Microsoft JhengHei" w:eastAsia="Microsoft JhengHei" w:hAnsi="Microsoft JhengHei"/>
+          <w:b/>
+          <w:bCs/>
+          <w:i w:val="false"/>
+          <w:iCs w:val="false"/>
+          <w:color w:val="1F3864"/>
+          <w:sz w:val="28"/>
+          <w:szCs w:val="28"/>
+        </w:rPr>
+        <w:t xml:space="preserve">七、行動與待驗證</w:t>
       </w:r>
     </w:p>
     <w:p>
@@ -10638,6 +13534,40 @@
           <w:sz w:val="20"/>
           <w:szCs w:val="20"/>
         </w:rPr>
+        <w:t xml:space="preserve">日本付款通路：</w:t>
+      </w:r>
+      <w:r>
+        <w:rPr>
+          <w:rFonts w:ascii="Microsoft JhengHei" w:cs="Microsoft JhengHei" w:eastAsia="Microsoft JhengHei" w:hAnsi="Microsoft JhengHei"/>
+          <w:b w:val="false"/>
+          <w:bCs w:val="false"/>
+          <w:i w:val="false"/>
+          <w:iCs w:val="false"/>
+          <w:sz w:val="20"/>
+          <w:szCs w:val="20"/>
+        </w:rPr>
+        <w:t xml:space="preserve">與 JACCS／Orico 談 36 回無金利的通路手數料率（模型假設 8%）；接觸 Yamaha PAS リース型法人通路與電鐵／電力／物管等 B2B2C 夥伴；請日本稅務師出具「公司代付電池訂閱」的現物給與意見；ふるさと納税僅在評估日本最終組裝時一併看。</w:t>
+      </w:r>
+    </w:p>
+    <w:p>
+      <w:pPr>
+        <w:pStyle w:val="ListParagraph"/>
+        <w:numPr>
+          <w:ilvl w:val="0"/>
+          <w:numId w:val="3"/>
+        </w:numPr>
+        <w:spacing w:after="80" w:line="290"/>
+      </w:pPr>
+      <w:r>
+        <w:rPr>
+          <w:rFonts w:ascii="Microsoft JhengHei" w:cs="Microsoft JhengHei" w:eastAsia="Microsoft JhengHei" w:hAnsi="Microsoft JhengHei"/>
+          <w:b/>
+          <w:bCs/>
+          <w:i w:val="false"/>
+          <w:iCs w:val="false"/>
+          <w:sz w:val="20"/>
+          <w:szCs w:val="20"/>
+        </w:rPr>
         <w:t xml:space="preserve">定價測試：</w:t>
       </w:r>
       <w:r>
@@ -10758,6 +13688,28 @@
           <w:szCs w:val="20"/>
         </w:rPr>
         <w:t xml:space="preserve">護城河量化沿用 V3 分頁 4 的 70/22/8 分群與 30% 二次電芯滲透，均為未經實測的假設。</w:t>
+      </w:r>
+    </w:p>
+    <w:p>
+      <w:pPr>
+        <w:pStyle w:val="ListParagraph"/>
+        <w:numPr>
+          <w:ilvl w:val="0"/>
+          <w:numId w:val="2"/>
+        </w:numPr>
+        <w:spacing w:after="80" w:line="290"/>
+      </w:pPr>
+      <w:r>
+        <w:rPr>
+          <w:rFonts w:ascii="Microsoft JhengHei" w:cs="Microsoft JhengHei" w:eastAsia="Microsoft JhengHei" w:hAnsi="Microsoft JhengHei"/>
+          <w:b w:val="false"/>
+          <w:bCs w:val="false"/>
+          <w:i w:val="false"/>
+          <w:iCs w:val="false"/>
+          <w:sz w:val="20"/>
+          <w:szCs w:val="20"/>
+        </w:rPr>
+        <w:t xml:space="preserve">日本付款路徑：分期 36 回無金利、通路手數料 8%、員工邊際稅率 20%、法人租賃年利 5%／殘值 10%／保養 ¥300、法人通路呆帳 1%／CAC ¥1,000、ふるさと納税返礼品率 30%、在地組裝加價 ¥6,000、控除上限為單身無扶養概算、自治體補助 ¥40,000，均為假設；2026 年 4 月通勤手當駐輪場加算 ¥5,000 之細節、公司代付電池訂閱的現物給與認定、地場產品基準對日本最終組裝的認定，皆待驗證。</w:t>
       </w:r>
     </w:p>
     <w:p>
